--- a/ASSIGNMENTS/Modual (HTML)_1.docx
+++ b/ASSIGNMENTS/Modual (HTML)_1.docx
@@ -4,6 +4,42 @@
   <w:body>
     <w:p>
       <w:pPr>
+        <w:jc w:val="center"/>
+        <w:rPr>
+          <w:b/>
+          <w:bCs/>
+          <w:i/>
+          <w:iCs/>
+          <w:sz w:val="56"/>
+          <w:szCs w:val="56"/>
+          <w:u w:val="single"/>
+        </w:rPr>
+      </w:pPr>
+      <w:r>
+        <w:rPr>
+          <w:b/>
+          <w:bCs/>
+          <w:i/>
+          <w:iCs/>
+          <w:sz w:val="56"/>
+          <w:szCs w:val="56"/>
+          <w:u w:val="single"/>
+        </w:rPr>
+        <w:t>Modual (HTML)_1</w:t>
+      </w:r>
+    </w:p>
+    <w:p>
+      <w:pPr>
+        <w:rPr>
+          <w:b/>
+          <w:bCs/>
+          <w:sz w:val="32"/>
+          <w:szCs w:val="32"/>
+        </w:rPr>
+      </w:pPr>
+    </w:p>
+    <w:p>
+      <w:pPr>
         <w:rPr>
           <w:b/>
           <w:bCs/>
@@ -272,6 +308,7 @@
           <w:sz w:val="28"/>
           <w:szCs w:val="28"/>
         </w:rPr>
+        <w:lastRenderedPageBreak/>
         <w:t>&lt;</w:t>
       </w:r>
       <w:proofErr w:type="spellStart"/>
@@ -333,23 +370,386 @@
           <w:sz w:val="28"/>
           <w:szCs w:val="28"/>
         </w:rPr>
+        <w:t>&lt;link&gt; tag for linking external resources</w:t>
+      </w:r>
+    </w:p>
+    <w:p>
+      <w:pPr>
+        <w:rPr>
+          <w:sz w:val="28"/>
+          <w:szCs w:val="28"/>
+        </w:rPr>
+      </w:pPr>
+      <w:r>
+        <w:rPr>
+          <w:sz w:val="28"/>
+          <w:szCs w:val="28"/>
+        </w:rPr>
+        <w:t>&lt;</w:t>
+      </w:r>
+      <w:proofErr w:type="spellStart"/>
+      <w:r>
+        <w:rPr>
+          <w:sz w:val="28"/>
+          <w:szCs w:val="28"/>
+        </w:rPr>
+        <w:t>hr</w:t>
+      </w:r>
+      <w:proofErr w:type="spellEnd"/>
+      <w:r>
+        <w:rPr>
+          <w:sz w:val="28"/>
+          <w:szCs w:val="28"/>
+        </w:rPr>
+        <w:t xml:space="preserve">&gt; tag for horizontal rule </w:t>
+      </w:r>
+    </w:p>
+    <w:p>
+      <w:pPr>
+        <w:rPr>
+          <w:sz w:val="28"/>
+          <w:szCs w:val="28"/>
+        </w:rPr>
+      </w:pPr>
+      <w:r>
+        <w:rPr>
+          <w:sz w:val="28"/>
+          <w:szCs w:val="28"/>
+        </w:rPr>
+        <w:t>Void elements are written using a special syntax with a forward slash at the end of the tag, like &lt;</w:t>
+      </w:r>
+      <w:proofErr w:type="spellStart"/>
+      <w:r>
+        <w:rPr>
+          <w:sz w:val="28"/>
+          <w:szCs w:val="28"/>
+        </w:rPr>
+        <w:t>img</w:t>
+      </w:r>
+      <w:proofErr w:type="spellEnd"/>
+      <w:r>
+        <w:rPr>
+          <w:sz w:val="28"/>
+          <w:szCs w:val="28"/>
+        </w:rPr>
+        <w:t xml:space="preserve"> </w:t>
+      </w:r>
+      <w:proofErr w:type="spellStart"/>
+      <w:r>
+        <w:rPr>
+          <w:sz w:val="28"/>
+          <w:szCs w:val="28"/>
+        </w:rPr>
+        <w:t>src</w:t>
+      </w:r>
+      <w:proofErr w:type="spellEnd"/>
+      <w:r>
+        <w:rPr>
+          <w:sz w:val="28"/>
+          <w:szCs w:val="28"/>
+        </w:rPr>
+        <w:t>="image.png" alt="An image"/&gt;. It's worth noting that while some HTML elements are always void elements (such as &lt;</w:t>
+      </w:r>
+      <w:proofErr w:type="spellStart"/>
+      <w:r>
+        <w:rPr>
+          <w:sz w:val="28"/>
+          <w:szCs w:val="28"/>
+        </w:rPr>
+        <w:t>br</w:t>
+      </w:r>
+      <w:proofErr w:type="spellEnd"/>
+      <w:r>
+        <w:rPr>
+          <w:sz w:val="28"/>
+          <w:szCs w:val="28"/>
+        </w:rPr>
+        <w:t>&gt;), other elements can be void in certain contexts, depending on the HTML version being used.</w:t>
+      </w:r>
+    </w:p>
+    <w:p>
+      <w:pPr>
+        <w:rPr>
+          <w:sz w:val="28"/>
+          <w:szCs w:val="28"/>
+        </w:rPr>
+      </w:pPr>
+      <w:r>
+        <w:rPr>
+          <w:sz w:val="28"/>
+          <w:szCs w:val="28"/>
+        </w:rPr>
+        <w:t>Void elements do not have any content or child elements, so their purpose is to provide additional information or functionality to the HTML document. They are important for web developers because they allow the creation of well-formed and valid HTML code, and are supported by all modern web browsers.</w:t>
+      </w:r>
+    </w:p>
+    <w:p/>
+    <w:p>
+      <w:pPr>
+        <w:rPr>
+          <w:b/>
+          <w:bCs/>
+          <w:sz w:val="32"/>
+          <w:szCs w:val="32"/>
+        </w:rPr>
+      </w:pPr>
+      <w:r>
+        <w:rPr>
+          <w:b/>
+          <w:bCs/>
+          <w:sz w:val="32"/>
+          <w:szCs w:val="32"/>
+        </w:rPr>
+        <w:t xml:space="preserve">4). What are HTML Entities? </w:t>
+      </w:r>
+    </w:p>
+    <w:p>
+      <w:pPr>
+        <w:rPr>
+          <w:sz w:val="28"/>
+          <w:szCs w:val="28"/>
+        </w:rPr>
+      </w:pPr>
+      <w:r>
+        <w:rPr>
+          <w:b/>
+          <w:bCs/>
+          <w:sz w:val="32"/>
+          <w:szCs w:val="32"/>
+        </w:rPr>
+        <w:t>Ans.</w:t>
+      </w:r>
+      <w:r>
+        <w:t xml:space="preserve"> </w:t>
+      </w:r>
+      <w:r>
+        <w:rPr>
+          <w:sz w:val="28"/>
+          <w:szCs w:val="28"/>
+        </w:rPr>
+        <w:t>HTML entities are special characters that are used in HTML to display text or symbols that would otherwise not be displayed by the browser. This is because some characters, such as angle brackets, ampersands, and other special characters, have special meanings in HTML and are used to define the structure of an HTML document.</w:t>
+      </w:r>
+    </w:p>
+    <w:p>
+      <w:pPr>
+        <w:rPr>
+          <w:sz w:val="28"/>
+          <w:szCs w:val="28"/>
+        </w:rPr>
+      </w:pPr>
+      <w:r>
+        <w:rPr>
+          <w:sz w:val="28"/>
+          <w:szCs w:val="28"/>
+        </w:rPr>
+        <w:t>HTML entities are specified using a specific syntax that begins with an ampersand (&amp;) and ends with a semicolon (;). For example, the HTML entity for the less than symbol (&lt;) is "&lt;", and the HTML entity for the greater than symbol (&gt;) is "&gt;". Other common HTML entities include:</w:t>
+      </w:r>
+    </w:p>
+    <w:p>
+      <w:pPr>
+        <w:rPr>
+          <w:sz w:val="28"/>
+          <w:szCs w:val="28"/>
+        </w:rPr>
+      </w:pPr>
+      <w:r>
+        <w:rPr>
+          <w:sz w:val="28"/>
+          <w:szCs w:val="28"/>
+        </w:rPr>
+        <w:t xml:space="preserve">&amp; </w:t>
+      </w:r>
+      <w:proofErr w:type="gramStart"/>
+      <w:r>
+        <w:rPr>
+          <w:sz w:val="28"/>
+          <w:szCs w:val="28"/>
+        </w:rPr>
+        <w:t>for</w:t>
+      </w:r>
+      <w:proofErr w:type="gramEnd"/>
+      <w:r>
+        <w:rPr>
+          <w:sz w:val="28"/>
+          <w:szCs w:val="28"/>
+        </w:rPr>
+        <w:t xml:space="preserve"> the ampersand symbol (&amp;)</w:t>
+      </w:r>
+    </w:p>
+    <w:p>
+      <w:pPr>
+        <w:rPr>
+          <w:sz w:val="28"/>
+          <w:szCs w:val="28"/>
+        </w:rPr>
+      </w:pPr>
+      <w:r>
+        <w:rPr>
+          <w:sz w:val="28"/>
+          <w:szCs w:val="28"/>
+        </w:rPr>
+        <w:t xml:space="preserve">" </w:t>
+      </w:r>
+      <w:proofErr w:type="gramStart"/>
+      <w:r>
+        <w:rPr>
+          <w:sz w:val="28"/>
+          <w:szCs w:val="28"/>
+        </w:rPr>
+        <w:t>for</w:t>
+      </w:r>
+      <w:proofErr w:type="gramEnd"/>
+      <w:r>
+        <w:rPr>
+          <w:sz w:val="28"/>
+          <w:szCs w:val="28"/>
+        </w:rPr>
+        <w:t xml:space="preserve"> the double quote symbol (")</w:t>
+      </w:r>
+    </w:p>
+    <w:p>
+      <w:pPr>
+        <w:rPr>
+          <w:sz w:val="28"/>
+          <w:szCs w:val="28"/>
+        </w:rPr>
+      </w:pPr>
+      <w:r>
+        <w:rPr>
+          <w:sz w:val="28"/>
+          <w:szCs w:val="28"/>
+        </w:rPr>
+        <w:t xml:space="preserve">' </w:t>
+      </w:r>
+      <w:proofErr w:type="gramStart"/>
+      <w:r>
+        <w:rPr>
+          <w:sz w:val="28"/>
+          <w:szCs w:val="28"/>
+        </w:rPr>
+        <w:t>for</w:t>
+      </w:r>
+      <w:proofErr w:type="gramEnd"/>
+      <w:r>
+        <w:rPr>
+          <w:sz w:val="28"/>
+          <w:szCs w:val="28"/>
+        </w:rPr>
+        <w:t xml:space="preserve"> the single quote symbol (')</w:t>
+      </w:r>
+    </w:p>
+    <w:p>
+      <w:pPr>
+        <w:rPr>
+          <w:sz w:val="28"/>
+          <w:szCs w:val="28"/>
+        </w:rPr>
+      </w:pPr>
+      <w:r>
+        <w:rPr>
+          <w:sz w:val="28"/>
+          <w:szCs w:val="28"/>
+        </w:rPr>
+        <w:t xml:space="preserve">  for a non-breaking space</w:t>
+      </w:r>
+    </w:p>
+    <w:p>
+      <w:pPr>
+        <w:rPr>
+          <w:sz w:val="28"/>
+          <w:szCs w:val="28"/>
+        </w:rPr>
+      </w:pPr>
+      <w:r>
+        <w:rPr>
+          <w:sz w:val="28"/>
+          <w:szCs w:val="28"/>
+        </w:rPr>
+        <w:t xml:space="preserve">Using HTML entities is important because it allows developers to display special characters or symbols without confusing the browser or causing errors </w:t>
+      </w:r>
+      <w:r>
+        <w:rPr>
+          <w:sz w:val="28"/>
+          <w:szCs w:val="28"/>
+        </w:rPr>
         <w:lastRenderedPageBreak/>
-        <w:t>&lt;link&gt; tag for linking external resources</w:t>
-      </w:r>
-    </w:p>
-    <w:p>
-      <w:pPr>
-        <w:rPr>
-          <w:sz w:val="28"/>
-          <w:szCs w:val="28"/>
-        </w:rPr>
-      </w:pPr>
-      <w:r>
-        <w:rPr>
-          <w:sz w:val="28"/>
-          <w:szCs w:val="28"/>
-        </w:rPr>
-        <w:t>&lt;</w:t>
+        <w:t>in the HTML document. It is also necessary when displaying non-ASCII characters, such as those used in foreign languages or mathematical symbols, as they may not be recognized by all browsers.</w:t>
+      </w:r>
+    </w:p>
+    <w:p/>
+    <w:p>
+      <w:pPr>
+        <w:rPr>
+          <w:b/>
+          <w:bCs/>
+          <w:sz w:val="32"/>
+          <w:szCs w:val="32"/>
+        </w:rPr>
+      </w:pPr>
+      <w:r>
+        <w:rPr>
+          <w:b/>
+          <w:bCs/>
+          <w:sz w:val="32"/>
+          <w:szCs w:val="32"/>
+        </w:rPr>
+        <w:t>5). What are different types of lists in HTML?</w:t>
+      </w:r>
+    </w:p>
+    <w:p>
+      <w:pPr>
+        <w:rPr>
+          <w:sz w:val="28"/>
+          <w:szCs w:val="28"/>
+        </w:rPr>
+      </w:pPr>
+      <w:r>
+        <w:rPr>
+          <w:b/>
+          <w:bCs/>
+          <w:sz w:val="32"/>
+          <w:szCs w:val="32"/>
+        </w:rPr>
+        <w:t>Ans.</w:t>
+      </w:r>
+      <w:r>
+        <w:t xml:space="preserve"> </w:t>
+      </w:r>
+      <w:r>
+        <w:rPr>
+          <w:sz w:val="28"/>
+          <w:szCs w:val="28"/>
+        </w:rPr>
+        <w:t>In HTML, there are three main types of lists: ordered lists, unordered lists, and definition lists.</w:t>
+      </w:r>
+    </w:p>
+    <w:p>
+      <w:pPr>
+        <w:rPr>
+          <w:sz w:val="28"/>
+          <w:szCs w:val="28"/>
+        </w:rPr>
+      </w:pPr>
+      <w:r>
+        <w:rPr>
+          <w:sz w:val="28"/>
+          <w:szCs w:val="28"/>
+        </w:rPr>
+        <w:t>--&gt; Ordered Lists:</w:t>
+      </w:r>
+    </w:p>
+    <w:p>
+      <w:pPr>
+        <w:rPr>
+          <w:sz w:val="28"/>
+          <w:szCs w:val="28"/>
+        </w:rPr>
+      </w:pPr>
+      <w:r>
+        <w:rPr>
+          <w:sz w:val="28"/>
+          <w:szCs w:val="28"/>
+        </w:rPr>
+        <w:t>An ordered list is used to create a numbered list of items, which are typically displayed in a sequence. To create an ordered list, the &lt;</w:t>
       </w:r>
       <w:proofErr w:type="spellStart"/>
       <w:r>
@@ -357,7 +757,7 @@
           <w:sz w:val="28"/>
           <w:szCs w:val="28"/>
         </w:rPr>
-        <w:t>hr</w:t>
+        <w:t>ol</w:t>
       </w:r>
       <w:proofErr w:type="spellEnd"/>
       <w:r>
@@ -365,22 +765,37 @@
           <w:sz w:val="28"/>
           <w:szCs w:val="28"/>
         </w:rPr>
-        <w:t xml:space="preserve">&gt; tag for horizontal rule </w:t>
-      </w:r>
-    </w:p>
-    <w:p>
-      <w:pPr>
-        <w:rPr>
-          <w:sz w:val="28"/>
-          <w:szCs w:val="28"/>
-        </w:rPr>
-      </w:pPr>
-      <w:r>
-        <w:rPr>
-          <w:sz w:val="28"/>
-          <w:szCs w:val="28"/>
-        </w:rPr>
-        <w:t>Void elements are written using a special syntax with a forward slash at the end of the tag, like &lt;</w:t>
+        <w:t>&gt; tag is used, and each item in the list is defined using the &lt;li&gt; tag.</w:t>
+      </w:r>
+    </w:p>
+    <w:p>
+      <w:pPr>
+        <w:rPr>
+          <w:sz w:val="28"/>
+          <w:szCs w:val="28"/>
+        </w:rPr>
+      </w:pPr>
+      <w:r>
+        <w:rPr>
+          <w:sz w:val="28"/>
+          <w:szCs w:val="28"/>
+        </w:rPr>
+        <w:t>--&gt; Unordered Lists:</w:t>
+      </w:r>
+    </w:p>
+    <w:p>
+      <w:pPr>
+        <w:rPr>
+          <w:sz w:val="28"/>
+          <w:szCs w:val="28"/>
+        </w:rPr>
+      </w:pPr>
+      <w:r>
+        <w:rPr>
+          <w:sz w:val="28"/>
+          <w:szCs w:val="28"/>
+        </w:rPr>
+        <w:t>An unordered list is used to create a bulleted list of items, where each item is displayed with a bullet point. To create an unordered list, the &lt;</w:t>
       </w:r>
       <w:proofErr w:type="spellStart"/>
       <w:r>
@@ -388,7 +803,7 @@
           <w:sz w:val="28"/>
           <w:szCs w:val="28"/>
         </w:rPr>
-        <w:t>img</w:t>
+        <w:t>ul</w:t>
       </w:r>
       <w:proofErr w:type="spellEnd"/>
       <w:r>
@@ -396,249 +811,116 @@
           <w:sz w:val="28"/>
           <w:szCs w:val="28"/>
         </w:rPr>
+        <w:t>&gt; tag is used, and each item in the list is defined using the &lt;li&gt; tag.</w:t>
+      </w:r>
+    </w:p>
+    <w:p>
+      <w:pPr>
+        <w:rPr>
+          <w:sz w:val="28"/>
+          <w:szCs w:val="28"/>
+        </w:rPr>
+      </w:pPr>
+      <w:r>
+        <w:rPr>
+          <w:sz w:val="28"/>
+          <w:szCs w:val="28"/>
+        </w:rPr>
+        <w:t>--&gt; Definition Lists:</w:t>
+      </w:r>
+    </w:p>
+    <w:p>
+      <w:pPr>
+        <w:rPr>
+          <w:sz w:val="28"/>
+          <w:szCs w:val="28"/>
+        </w:rPr>
+      </w:pPr>
+      <w:r>
+        <w:rPr>
+          <w:sz w:val="28"/>
+          <w:szCs w:val="28"/>
+        </w:rPr>
+        <w:t xml:space="preserve">A definition list is used to create a list of terms and their corresponding definitions. To create a definition list, the &lt;dl&gt; tag is used, and each term in the list is defined using the &lt;dt&gt; tag, while the corresponding definition is defined using the &lt;dd&gt; tag. </w:t>
+      </w:r>
+    </w:p>
+    <w:p>
+      <w:pPr>
+        <w:rPr>
+          <w:sz w:val="28"/>
+          <w:szCs w:val="28"/>
+        </w:rPr>
+      </w:pPr>
+      <w:r>
+        <w:rPr>
+          <w:sz w:val="28"/>
+          <w:szCs w:val="28"/>
+        </w:rPr>
+        <w:t>Using these types of lists in HTML allows web developers to organize content in a clear and meaningful way, making it easier for users to read and understand.</w:t>
+      </w:r>
+    </w:p>
+    <w:p/>
+    <w:p>
+      <w:pPr>
+        <w:rPr>
+          <w:b/>
+          <w:bCs/>
+          <w:sz w:val="32"/>
+          <w:szCs w:val="32"/>
+        </w:rPr>
+      </w:pPr>
+      <w:r>
+        <w:rPr>
+          <w:b/>
+          <w:bCs/>
+          <w:sz w:val="32"/>
+          <w:szCs w:val="32"/>
+        </w:rPr>
+        <w:t>6). What is the ‘class’ attribute in HTML?</w:t>
+      </w:r>
+    </w:p>
+    <w:p>
+      <w:pPr>
+        <w:rPr>
+          <w:sz w:val="28"/>
+          <w:szCs w:val="28"/>
+        </w:rPr>
+      </w:pPr>
+      <w:r>
+        <w:rPr>
+          <w:b/>
+          <w:bCs/>
+          <w:sz w:val="32"/>
+          <w:szCs w:val="32"/>
+        </w:rPr>
+        <w:t>Ans.</w:t>
+      </w:r>
+      <w:r>
         <w:t xml:space="preserve"> </w:t>
       </w:r>
-      <w:proofErr w:type="spellStart"/>
-      <w:r>
-        <w:rPr>
-          <w:sz w:val="28"/>
-          <w:szCs w:val="28"/>
-        </w:rPr>
-        <w:t>src</w:t>
-      </w:r>
-      <w:proofErr w:type="spellEnd"/>
-      <w:r>
-        <w:rPr>
-          <w:sz w:val="28"/>
-          <w:szCs w:val="28"/>
-        </w:rPr>
-        <w:t>="image.png" alt="An image"/&gt;. It's worth noting that while some HTML elements are always void elements (such as &lt;</w:t>
-      </w:r>
-      <w:proofErr w:type="spellStart"/>
-      <w:r>
-        <w:rPr>
-          <w:sz w:val="28"/>
-          <w:szCs w:val="28"/>
-        </w:rPr>
-        <w:t>br</w:t>
-      </w:r>
-      <w:proofErr w:type="spellEnd"/>
-      <w:r>
-        <w:rPr>
-          <w:sz w:val="28"/>
-          <w:szCs w:val="28"/>
-        </w:rPr>
-        <w:t>&gt;), other elements can be void in certain contexts, depending on the HTML version being used.</w:t>
-      </w:r>
-    </w:p>
-    <w:p>
-      <w:pPr>
-        <w:rPr>
-          <w:sz w:val="28"/>
-          <w:szCs w:val="28"/>
-        </w:rPr>
-      </w:pPr>
-      <w:r>
-        <w:rPr>
-          <w:sz w:val="28"/>
-          <w:szCs w:val="28"/>
-        </w:rPr>
-        <w:t>Void elements do not have any content or child elements, so their purpose is to provide additional information or functionality to the HTML document. They are important for web developers because they allow the creation of well-formed and valid HTML code, and are supported by all modern web browsers.</w:t>
-      </w:r>
-    </w:p>
-    <w:p/>
-    <w:p>
-      <w:pPr>
-        <w:rPr>
-          <w:b/>
-          <w:bCs/>
-          <w:sz w:val="32"/>
-          <w:szCs w:val="32"/>
-        </w:rPr>
-      </w:pPr>
-      <w:r>
-        <w:rPr>
-          <w:b/>
-          <w:bCs/>
-          <w:sz w:val="32"/>
-          <w:szCs w:val="32"/>
-        </w:rPr>
-        <w:t xml:space="preserve">4). What are HTML Entities? </w:t>
-      </w:r>
-    </w:p>
-    <w:p>
-      <w:pPr>
-        <w:rPr>
-          <w:sz w:val="28"/>
-          <w:szCs w:val="28"/>
-        </w:rPr>
-      </w:pPr>
-      <w:r>
-        <w:rPr>
-          <w:b/>
-          <w:bCs/>
-          <w:sz w:val="32"/>
-          <w:szCs w:val="32"/>
-        </w:rPr>
-        <w:t>Ans.</w:t>
-      </w:r>
-      <w:r>
-        <w:t xml:space="preserve"> </w:t>
-      </w:r>
-      <w:r>
-        <w:rPr>
-          <w:sz w:val="28"/>
-          <w:szCs w:val="28"/>
-        </w:rPr>
-        <w:t>HTML entities are special characters that are used in HTML to display text or symbols that would otherwise not be displayed by the browser. This is because some characters, such as angle brackets, ampersands, and other special characters, have special meanings in HTML and are used to define the structure of an HTML document.</w:t>
-      </w:r>
-    </w:p>
-    <w:p>
-      <w:pPr>
-        <w:rPr>
-          <w:sz w:val="28"/>
-          <w:szCs w:val="28"/>
-        </w:rPr>
-      </w:pPr>
-      <w:r>
-        <w:rPr>
-          <w:sz w:val="28"/>
-          <w:szCs w:val="28"/>
-        </w:rPr>
-        <w:t>HTML entities are specified using a specific syntax that begins with an ampersand (&amp;) and ends with a semicolon (;). For example, the HTML entity for the less than symbol (&lt;) is "&lt;", and the HTML entity for the greater than symbol (&gt;) is "&gt;". Other common HTML entities include:</w:t>
-      </w:r>
-    </w:p>
-    <w:p>
-      <w:pPr>
-        <w:rPr>
-          <w:sz w:val="28"/>
-          <w:szCs w:val="28"/>
-        </w:rPr>
-      </w:pPr>
-      <w:r>
-        <w:rPr>
-          <w:sz w:val="28"/>
-          <w:szCs w:val="28"/>
-        </w:rPr>
-        <w:t xml:space="preserve">&amp; </w:t>
-      </w:r>
-      <w:proofErr w:type="gramStart"/>
-      <w:r>
-        <w:rPr>
-          <w:sz w:val="28"/>
-          <w:szCs w:val="28"/>
-        </w:rPr>
-        <w:t>for</w:t>
-      </w:r>
-      <w:proofErr w:type="gramEnd"/>
-      <w:r>
-        <w:rPr>
-          <w:sz w:val="28"/>
-          <w:szCs w:val="28"/>
-        </w:rPr>
-        <w:t xml:space="preserve"> the ampersand symbol (&amp;)</w:t>
-      </w:r>
-    </w:p>
-    <w:p>
-      <w:pPr>
-        <w:rPr>
-          <w:sz w:val="28"/>
-          <w:szCs w:val="28"/>
-        </w:rPr>
-      </w:pPr>
-      <w:r>
-        <w:rPr>
-          <w:sz w:val="28"/>
-          <w:szCs w:val="28"/>
-        </w:rPr>
-        <w:t xml:space="preserve">" </w:t>
-      </w:r>
-      <w:proofErr w:type="gramStart"/>
-      <w:r>
-        <w:rPr>
-          <w:sz w:val="28"/>
-          <w:szCs w:val="28"/>
-        </w:rPr>
-        <w:t>for</w:t>
-      </w:r>
-      <w:proofErr w:type="gramEnd"/>
-      <w:r>
-        <w:rPr>
-          <w:sz w:val="28"/>
-          <w:szCs w:val="28"/>
-        </w:rPr>
-        <w:t xml:space="preserve"> the double quote symbol (")</w:t>
-      </w:r>
-    </w:p>
-    <w:p>
-      <w:pPr>
-        <w:rPr>
-          <w:sz w:val="28"/>
-          <w:szCs w:val="28"/>
-        </w:rPr>
-      </w:pPr>
-      <w:r>
-        <w:rPr>
-          <w:sz w:val="28"/>
-          <w:szCs w:val="28"/>
-        </w:rPr>
-        <w:t xml:space="preserve">' </w:t>
-      </w:r>
-      <w:proofErr w:type="gramStart"/>
-      <w:r>
-        <w:rPr>
-          <w:sz w:val="28"/>
-          <w:szCs w:val="28"/>
-        </w:rPr>
-        <w:t>for</w:t>
-      </w:r>
-      <w:proofErr w:type="gramEnd"/>
-      <w:r>
-        <w:rPr>
-          <w:sz w:val="28"/>
-          <w:szCs w:val="28"/>
-        </w:rPr>
-        <w:t xml:space="preserve"> the single quote symbol (')</w:t>
-      </w:r>
-    </w:p>
-    <w:p>
-      <w:pPr>
-        <w:rPr>
-          <w:sz w:val="28"/>
-          <w:szCs w:val="28"/>
-        </w:rPr>
-      </w:pPr>
-      <w:r>
-        <w:rPr>
-          <w:sz w:val="28"/>
-          <w:szCs w:val="28"/>
-        </w:rPr>
-        <w:t xml:space="preserve">  for a non-breaking space</w:t>
-      </w:r>
-    </w:p>
-    <w:p>
-      <w:pPr>
-        <w:rPr>
-          <w:sz w:val="28"/>
-          <w:szCs w:val="28"/>
-        </w:rPr>
-      </w:pPr>
-      <w:r>
-        <w:rPr>
-          <w:sz w:val="28"/>
-          <w:szCs w:val="28"/>
-        </w:rPr>
-        <w:t>Using HTML entities is important because it allows developers to display special characters or symbols without confusing the browser or causing errors in the HTML document. It is also necessary when displaying non-ASCII characters, such as those used in foreign languages or mathematical symbols, as they may not be recognized by all browsers.</w:t>
-      </w:r>
-    </w:p>
-    <w:p/>
-    <w:p>
-      <w:pPr>
-        <w:rPr>
-          <w:b/>
-          <w:bCs/>
-          <w:sz w:val="32"/>
-          <w:szCs w:val="32"/>
+      <w:r>
+        <w:rPr>
+          <w:sz w:val="28"/>
+          <w:szCs w:val="28"/>
+        </w:rPr>
+        <w:t>The "class" attribute in HTML is used to assign one or more class names to an HTML element. The class name(s) can be used to apply CSS styles to the element or group elements with similar characteristics.</w:t>
+      </w:r>
+    </w:p>
+    <w:p>
+      <w:pPr>
+        <w:rPr>
+          <w:sz w:val="28"/>
+          <w:szCs w:val="28"/>
+        </w:rPr>
+      </w:pPr>
+    </w:p>
+    <w:p>
+      <w:pPr>
+        <w:rPr>
+          <w:b/>
+          <w:bCs/>
+          <w:sz w:val="28"/>
+          <w:szCs w:val="28"/>
         </w:rPr>
       </w:pPr>
       <w:r>
@@ -649,254 +931,7 @@
           <w:szCs w:val="32"/>
         </w:rPr>
         <w:lastRenderedPageBreak/>
-        <w:t>5). What are different types of lists in HTML?</w:t>
-      </w:r>
-    </w:p>
-    <w:p>
-      <w:pPr>
-        <w:rPr>
-          <w:sz w:val="28"/>
-          <w:szCs w:val="28"/>
-        </w:rPr>
-      </w:pPr>
-      <w:r>
-        <w:rPr>
-          <w:b/>
-          <w:bCs/>
-          <w:sz w:val="32"/>
-          <w:szCs w:val="32"/>
-        </w:rPr>
-        <w:t>Ans.</w:t>
-      </w:r>
-      <w:r>
-        <w:t xml:space="preserve"> </w:t>
-      </w:r>
-      <w:r>
-        <w:rPr>
-          <w:sz w:val="28"/>
-          <w:szCs w:val="28"/>
-        </w:rPr>
-        <w:t>In HTML, there are three main types of lists: ordered lists, unordered lists, and definition lists.</w:t>
-      </w:r>
-    </w:p>
-    <w:p>
-      <w:pPr>
-        <w:rPr>
-          <w:sz w:val="28"/>
-          <w:szCs w:val="28"/>
-        </w:rPr>
-      </w:pPr>
-      <w:r>
-        <w:rPr>
-          <w:sz w:val="28"/>
-          <w:szCs w:val="28"/>
-        </w:rPr>
-        <w:t>--&gt; Ordered Lists:</w:t>
-      </w:r>
-    </w:p>
-    <w:p>
-      <w:pPr>
-        <w:rPr>
-          <w:sz w:val="28"/>
-          <w:szCs w:val="28"/>
-        </w:rPr>
-      </w:pPr>
-      <w:r>
-        <w:rPr>
-          <w:sz w:val="28"/>
-          <w:szCs w:val="28"/>
-        </w:rPr>
-        <w:t>An ordered list is used to create a numbered list of items, which are typically displayed in a sequence. To create an ordered list, the &lt;</w:t>
-      </w:r>
-      <w:proofErr w:type="spellStart"/>
-      <w:r>
-        <w:rPr>
-          <w:sz w:val="28"/>
-          <w:szCs w:val="28"/>
-        </w:rPr>
-        <w:t>ol</w:t>
-      </w:r>
-      <w:proofErr w:type="spellEnd"/>
-      <w:r>
-        <w:rPr>
-          <w:sz w:val="28"/>
-          <w:szCs w:val="28"/>
-        </w:rPr>
-        <w:t>&gt; tag is used, and each item in the list is defined using the &lt;li&gt; tag.</w:t>
-      </w:r>
-    </w:p>
-    <w:p>
-      <w:pPr>
-        <w:rPr>
-          <w:sz w:val="28"/>
-          <w:szCs w:val="28"/>
-        </w:rPr>
-      </w:pPr>
-      <w:r>
-        <w:rPr>
-          <w:sz w:val="28"/>
-          <w:szCs w:val="28"/>
-        </w:rPr>
-        <w:t>--&gt; Unordered Lists:</w:t>
-      </w:r>
-    </w:p>
-    <w:p>
-      <w:pPr>
-        <w:rPr>
-          <w:sz w:val="28"/>
-          <w:szCs w:val="28"/>
-        </w:rPr>
-      </w:pPr>
-      <w:r>
-        <w:rPr>
-          <w:sz w:val="28"/>
-          <w:szCs w:val="28"/>
-        </w:rPr>
-        <w:t>An unordered list is used to create a bulleted list of items, where each item is displayed with a bullet point. To create an unordered list, the &lt;</w:t>
-      </w:r>
-      <w:proofErr w:type="spellStart"/>
-      <w:r>
-        <w:rPr>
-          <w:sz w:val="28"/>
-          <w:szCs w:val="28"/>
-        </w:rPr>
-        <w:t>ul</w:t>
-      </w:r>
-      <w:proofErr w:type="spellEnd"/>
-      <w:r>
-        <w:rPr>
-          <w:sz w:val="28"/>
-          <w:szCs w:val="28"/>
-        </w:rPr>
-        <w:t>&gt; tag is used, and each item in the list is defined using the &lt;li&gt; tag.</w:t>
-      </w:r>
-    </w:p>
-    <w:p>
-      <w:pPr>
-        <w:rPr>
-          <w:sz w:val="28"/>
-          <w:szCs w:val="28"/>
-        </w:rPr>
-      </w:pPr>
-      <w:r>
-        <w:rPr>
-          <w:sz w:val="28"/>
-          <w:szCs w:val="28"/>
-        </w:rPr>
-        <w:t>--&gt; Definition Lists:</w:t>
-      </w:r>
-    </w:p>
-    <w:p>
-      <w:pPr>
-        <w:rPr>
-          <w:sz w:val="28"/>
-          <w:szCs w:val="28"/>
-        </w:rPr>
-      </w:pPr>
-      <w:r>
-        <w:rPr>
-          <w:sz w:val="28"/>
-          <w:szCs w:val="28"/>
-        </w:rPr>
-        <w:t xml:space="preserve">A definition list is used to create a list of terms and their corresponding definitions. To create a definition list, the &lt;dl&gt; tag is used, and each term in the list is defined using the &lt;dt&gt; tag, while the corresponding definition is defined using the &lt;dd&gt; tag. </w:t>
-      </w:r>
-    </w:p>
-    <w:p>
-      <w:pPr>
-        <w:rPr>
-          <w:sz w:val="28"/>
-          <w:szCs w:val="28"/>
-        </w:rPr>
-      </w:pPr>
-      <w:r>
-        <w:rPr>
-          <w:sz w:val="28"/>
-          <w:szCs w:val="28"/>
-        </w:rPr>
-        <w:t>Using these types of lists in HTML allows web developers to organize content in a clear and meaningful way, making it easier for users to read and understand.</w:t>
-      </w:r>
-    </w:p>
-    <w:p/>
-    <w:p>
-      <w:pPr>
-        <w:rPr>
-          <w:b/>
-          <w:bCs/>
-          <w:sz w:val="32"/>
-          <w:szCs w:val="32"/>
-        </w:rPr>
-      </w:pPr>
-      <w:r>
-        <w:rPr>
-          <w:b/>
-          <w:bCs/>
-          <w:sz w:val="32"/>
-          <w:szCs w:val="32"/>
-        </w:rPr>
-        <w:t>6). What is the ‘class’ attribute in HTML?</w:t>
-      </w:r>
-    </w:p>
-    <w:p>
-      <w:pPr>
-        <w:rPr>
-          <w:sz w:val="28"/>
-          <w:szCs w:val="28"/>
-        </w:rPr>
-      </w:pPr>
-      <w:r>
-        <w:rPr>
-          <w:b/>
-          <w:bCs/>
-          <w:sz w:val="32"/>
-          <w:szCs w:val="32"/>
-        </w:rPr>
-        <w:t>Ans.</w:t>
-      </w:r>
-      <w:r>
-        <w:t xml:space="preserve"> </w:t>
-      </w:r>
-      <w:r>
-        <w:rPr>
-          <w:sz w:val="28"/>
-          <w:szCs w:val="28"/>
-        </w:rPr>
-        <w:t>The "class" attribute in HTML is used to assign one or more class names to an HTML element. The class name(s) can be used to apply CSS styles to the element or group elements with similar characteristics.</w:t>
-      </w:r>
-    </w:p>
-    <w:p>
-      <w:pPr>
-        <w:rPr>
-          <w:sz w:val="28"/>
-          <w:szCs w:val="28"/>
-        </w:rPr>
-      </w:pPr>
-    </w:p>
-    <w:p>
-      <w:pPr>
-        <w:rPr>
-          <w:b/>
-          <w:bCs/>
-          <w:sz w:val="28"/>
-          <w:szCs w:val="28"/>
-        </w:rPr>
-      </w:pPr>
-      <w:r>
-        <w:rPr>
-          <w:b/>
-          <w:bCs/>
-          <w:sz w:val="32"/>
-          <w:szCs w:val="32"/>
-        </w:rPr>
-        <w:t xml:space="preserve">7). </w:t>
-      </w:r>
-      <w:r>
-        <w:rPr>
-          <w:b/>
-          <w:bCs/>
-          <w:sz w:val="32"/>
-          <w:szCs w:val="32"/>
-        </w:rPr>
-        <w:t>What is the difference between the ‘id’ attribute and the ‘class’ attribute of HTML elements?</w:t>
+        <w:t>7). What is the difference between the ‘id’ attribute and the ‘class’ attribute of HTML elements?</w:t>
       </w:r>
     </w:p>
     <w:p>
@@ -935,7 +970,6 @@
           <w:sz w:val="28"/>
           <w:szCs w:val="28"/>
         </w:rPr>
-        <w:lastRenderedPageBreak/>
         <w:t>The 'id' attribute is used to provide a unique identifier for an element on a web page. The identifier must be unique within the HTML document and cannot be used for more than one element. This attribute is often used to target specific elements using CSS or JavaScript to apply specific styling or functionality to the element.</w:t>
       </w:r>
     </w:p>
@@ -1151,6 +1185,7 @@
           <w:sz w:val="28"/>
           <w:szCs w:val="28"/>
         </w:rPr>
+        <w:lastRenderedPageBreak/>
         <w:t>&lt;u&gt; - The underline tag is used to underline text.</w:t>
       </w:r>
     </w:p>
@@ -1246,7 +1281,6 @@
           <w:sz w:val="28"/>
           <w:szCs w:val="28"/>
         </w:rPr>
-        <w:lastRenderedPageBreak/>
         <w:t>&lt;big&gt; - The big tag is used to increase the font size of the text.</w:t>
       </w:r>
     </w:p>
@@ -1400,16 +1434,7 @@
           <w:sz w:val="32"/>
           <w:szCs w:val="32"/>
         </w:rPr>
-        <w:t xml:space="preserve">9). </w:t>
-      </w:r>
-      <w:r>
-        <w:rPr>
-          <w:b/>
-          <w:bCs/>
-          <w:sz w:val="32"/>
-          <w:szCs w:val="32"/>
-        </w:rPr>
-        <w:t>How is Cell Padding different from Cell Spacing?</w:t>
+        <w:t>9). How is Cell Padding different from Cell Spacing?</w:t>
       </w:r>
     </w:p>
     <w:p>
@@ -1472,7 +1497,15 @@
           <w:sz w:val="28"/>
           <w:szCs w:val="28"/>
         </w:rPr>
-        <w:t>Cell spacing, on the other hand, refers to the space between adjacent cells in a table. It specifies the amount of space that should be added between each cell to create a gap between them. The value of cell spacing can be specified using the "</w:t>
+        <w:t xml:space="preserve">Cell spacing, on the other hand, refers to the space between adjacent cells in a table. It specifies the amount of space that should be added between each cell </w:t>
+      </w:r>
+      <w:r>
+        <w:rPr>
+          <w:sz w:val="28"/>
+          <w:szCs w:val="28"/>
+        </w:rPr>
+        <w:lastRenderedPageBreak/>
+        <w:t>to create a gap between them. The value of cell spacing can be specified using the "</w:t>
       </w:r>
       <w:proofErr w:type="spellStart"/>
       <w:r>
@@ -1538,17 +1571,455 @@
           <w:sz w:val="32"/>
           <w:szCs w:val="32"/>
         </w:rPr>
+        <w:t>10). How can we club two or more rows or columns into a single row or column in an HTML table?</w:t>
+      </w:r>
+    </w:p>
+    <w:p>
+      <w:pPr>
+        <w:rPr>
+          <w:sz w:val="28"/>
+          <w:szCs w:val="28"/>
+        </w:rPr>
+      </w:pPr>
+      <w:r>
+        <w:rPr>
+          <w:b/>
+          <w:bCs/>
+          <w:sz w:val="32"/>
+          <w:szCs w:val="32"/>
+        </w:rPr>
+        <w:t xml:space="preserve">Ans. </w:t>
+      </w:r>
+      <w:r>
+        <w:rPr>
+          <w:sz w:val="28"/>
+          <w:szCs w:val="28"/>
+        </w:rPr>
+        <w:t>To combine two or more rows or columns into a single row or column in an HTML table, you can use the "</w:t>
+      </w:r>
+      <w:proofErr w:type="spellStart"/>
+      <w:r>
+        <w:rPr>
+          <w:sz w:val="28"/>
+          <w:szCs w:val="28"/>
+        </w:rPr>
+        <w:t>rowspan</w:t>
+      </w:r>
+      <w:proofErr w:type="spellEnd"/>
+      <w:r>
+        <w:rPr>
+          <w:sz w:val="28"/>
+          <w:szCs w:val="28"/>
+        </w:rPr>
+        <w:t>" and "</w:t>
+      </w:r>
+      <w:proofErr w:type="spellStart"/>
+      <w:r>
+        <w:rPr>
+          <w:sz w:val="28"/>
+          <w:szCs w:val="28"/>
+        </w:rPr>
+        <w:t>colspan</w:t>
+      </w:r>
+      <w:proofErr w:type="spellEnd"/>
+      <w:r>
+        <w:rPr>
+          <w:sz w:val="28"/>
+          <w:szCs w:val="28"/>
+        </w:rPr>
+        <w:t>" attributes.</w:t>
+      </w:r>
+    </w:p>
+    <w:p>
+      <w:pPr>
+        <w:rPr>
+          <w:sz w:val="28"/>
+          <w:szCs w:val="28"/>
+        </w:rPr>
+      </w:pPr>
+      <w:r>
+        <w:rPr>
+          <w:sz w:val="28"/>
+          <w:szCs w:val="28"/>
+        </w:rPr>
+        <w:t>The "</w:t>
+      </w:r>
+      <w:proofErr w:type="spellStart"/>
+      <w:r>
+        <w:rPr>
+          <w:sz w:val="28"/>
+          <w:szCs w:val="28"/>
+        </w:rPr>
+        <w:t>rowspan</w:t>
+      </w:r>
+      <w:proofErr w:type="spellEnd"/>
+      <w:r>
+        <w:rPr>
+          <w:sz w:val="28"/>
+          <w:szCs w:val="28"/>
+        </w:rPr>
+        <w:t>" attribute specifies the number of rows that a cell should span, while the "</w:t>
+      </w:r>
+      <w:proofErr w:type="spellStart"/>
+      <w:r>
+        <w:rPr>
+          <w:sz w:val="28"/>
+          <w:szCs w:val="28"/>
+        </w:rPr>
+        <w:t>colspan</w:t>
+      </w:r>
+      <w:proofErr w:type="spellEnd"/>
+      <w:r>
+        <w:rPr>
+          <w:sz w:val="28"/>
+          <w:szCs w:val="28"/>
+        </w:rPr>
+        <w:t xml:space="preserve">" attribute specifies the number of columns that a cell should span. By setting the value of </w:t>
+      </w:r>
+      <w:proofErr w:type="spellStart"/>
+      <w:r>
+        <w:rPr>
+          <w:sz w:val="28"/>
+          <w:szCs w:val="28"/>
+        </w:rPr>
+        <w:t>rowspan</w:t>
+      </w:r>
+      <w:proofErr w:type="spellEnd"/>
+      <w:r>
+        <w:rPr>
+          <w:sz w:val="28"/>
+          <w:szCs w:val="28"/>
+        </w:rPr>
+        <w:t xml:space="preserve"> or </w:t>
+      </w:r>
+      <w:proofErr w:type="spellStart"/>
+      <w:r>
+        <w:rPr>
+          <w:sz w:val="28"/>
+          <w:szCs w:val="28"/>
+        </w:rPr>
+        <w:t>colspan</w:t>
+      </w:r>
+      <w:proofErr w:type="spellEnd"/>
+      <w:r>
+        <w:rPr>
+          <w:sz w:val="28"/>
+          <w:szCs w:val="28"/>
+        </w:rPr>
+        <w:t xml:space="preserve"> to a number greater than 1, you can combine multiple cells into a single row or column.</w:t>
+      </w:r>
+    </w:p>
+    <w:p>
+      <w:pPr>
+        <w:rPr>
+          <w:sz w:val="28"/>
+          <w:szCs w:val="28"/>
+        </w:rPr>
+      </w:pPr>
+    </w:p>
+    <w:p>
+      <w:pPr>
+        <w:rPr>
+          <w:sz w:val="28"/>
+          <w:szCs w:val="28"/>
+        </w:rPr>
+      </w:pPr>
+      <w:r>
+        <w:rPr>
+          <w:b/>
+          <w:bCs/>
+          <w:sz w:val="32"/>
+          <w:szCs w:val="32"/>
+        </w:rPr>
+        <w:t>11). What is the difference between a block-level element and an inline element?</w:t>
+      </w:r>
+    </w:p>
+    <w:p>
+      <w:pPr>
+        <w:rPr>
+          <w:sz w:val="28"/>
+          <w:szCs w:val="28"/>
+        </w:rPr>
+      </w:pPr>
+      <w:r>
+        <w:rPr>
+          <w:b/>
+          <w:bCs/>
+          <w:sz w:val="32"/>
+          <w:szCs w:val="32"/>
+        </w:rPr>
+        <w:t>Ans.</w:t>
+      </w:r>
+      <w:r>
+        <w:rPr>
+          <w:b/>
+          <w:bCs/>
+          <w:sz w:val="32"/>
+          <w:szCs w:val="32"/>
+        </w:rPr>
+        <w:t xml:space="preserve"> </w:t>
+      </w:r>
+      <w:r>
+        <w:rPr>
+          <w:sz w:val="28"/>
+          <w:szCs w:val="28"/>
+        </w:rPr>
+        <w:t>In HTML, block-level elements and inline elements are two different types of elements, each with their own behavior and purpose.</w:t>
+      </w:r>
+    </w:p>
+    <w:p>
+      <w:pPr>
+        <w:rPr>
+          <w:sz w:val="28"/>
+          <w:szCs w:val="28"/>
+        </w:rPr>
+      </w:pPr>
+      <w:r>
+        <w:rPr>
+          <w:sz w:val="28"/>
+          <w:szCs w:val="28"/>
+        </w:rPr>
+        <w:t>Block-level elements are elements that take up the full width available to them and create a new line after the element. They are used to create larger sections of content on a web page, such as paragraphs, headings, lists, and divisions. Some examples of block-level elements include &lt;div&gt;, &lt;p&gt;, &lt;h1&gt;-&lt;h6&gt;, &lt;</w:t>
+      </w:r>
+      <w:proofErr w:type="spellStart"/>
+      <w:r>
+        <w:rPr>
+          <w:sz w:val="28"/>
+          <w:szCs w:val="28"/>
+        </w:rPr>
+        <w:t>ul</w:t>
+      </w:r>
+      <w:proofErr w:type="spellEnd"/>
+      <w:r>
+        <w:rPr>
+          <w:sz w:val="28"/>
+          <w:szCs w:val="28"/>
+        </w:rPr>
+        <w:t>&gt;, &lt;</w:t>
+      </w:r>
+      <w:proofErr w:type="spellStart"/>
+      <w:r>
+        <w:rPr>
+          <w:sz w:val="28"/>
+          <w:szCs w:val="28"/>
+        </w:rPr>
+        <w:t>ol</w:t>
+      </w:r>
+      <w:proofErr w:type="spellEnd"/>
+      <w:r>
+        <w:rPr>
+          <w:sz w:val="28"/>
+          <w:szCs w:val="28"/>
+        </w:rPr>
+        <w:t>&gt;, and &lt;table&gt;. Block-level elements can contain other block-level elements or inline elements.</w:t>
+      </w:r>
+    </w:p>
+    <w:p>
+      <w:pPr>
+        <w:rPr>
+          <w:sz w:val="28"/>
+          <w:szCs w:val="28"/>
+        </w:rPr>
+      </w:pPr>
+      <w:r>
+        <w:rPr>
+          <w:sz w:val="28"/>
+          <w:szCs w:val="28"/>
+        </w:rPr>
+        <w:t>Inline elements, on the other hand, are elements that only take up as much width as necessary to display their content and do not create a new line after the element. They are typically used to apply formatting or styles to smaller portions of content, such as individual words or phrases. Some examples of inline elements include &lt;span&gt;, &lt;a&gt;, &lt;strong&gt;, &lt;</w:t>
+      </w:r>
+      <w:proofErr w:type="spellStart"/>
+      <w:r>
+        <w:rPr>
+          <w:sz w:val="28"/>
+          <w:szCs w:val="28"/>
+        </w:rPr>
+        <w:t>em</w:t>
+      </w:r>
+      <w:proofErr w:type="spellEnd"/>
+      <w:r>
+        <w:rPr>
+          <w:sz w:val="28"/>
+          <w:szCs w:val="28"/>
+        </w:rPr>
+        <w:t>&gt;, &lt;</w:t>
+      </w:r>
+      <w:proofErr w:type="spellStart"/>
+      <w:r>
+        <w:rPr>
+          <w:sz w:val="28"/>
+          <w:szCs w:val="28"/>
+        </w:rPr>
+        <w:t>img</w:t>
+      </w:r>
+      <w:proofErr w:type="spellEnd"/>
+      <w:r>
+        <w:rPr>
+          <w:sz w:val="28"/>
+          <w:szCs w:val="28"/>
+        </w:rPr>
+        <w:t>&gt;, and &lt;input&gt;. Inline elements can only contain other inline elements or text.</w:t>
+      </w:r>
+    </w:p>
+    <w:p>
+      <w:pPr>
+        <w:rPr>
+          <w:sz w:val="28"/>
+          <w:szCs w:val="28"/>
+        </w:rPr>
+      </w:pPr>
+      <w:r>
+        <w:rPr>
+          <w:sz w:val="28"/>
+          <w:szCs w:val="28"/>
+        </w:rPr>
         <w:lastRenderedPageBreak/>
-        <w:t>10).</w:t>
-      </w:r>
-      <w:r>
-        <w:rPr>
-          <w:b/>
-          <w:bCs/>
-          <w:sz w:val="32"/>
-          <w:szCs w:val="32"/>
-        </w:rPr>
-        <w:t xml:space="preserve"> How can we club two or more rows or columns into a single row or column in an HTML table?</w:t>
+        <w:t>In summary, block-level elements are used to create larger sections of content on a web page, while inline elements are used to apply formatting or styles to smaller portions of content. Block-level elements take up the full width available to them and create a new line after the element, while inline elements only take up as much width as necessary and stay on the same line as the content around them.</w:t>
+      </w:r>
+    </w:p>
+    <w:p>
+      <w:pPr>
+        <w:rPr>
+          <w:sz w:val="28"/>
+          <w:szCs w:val="28"/>
+        </w:rPr>
+      </w:pPr>
+    </w:p>
+    <w:p>
+      <w:pPr>
+        <w:rPr>
+          <w:b/>
+          <w:bCs/>
+          <w:sz w:val="32"/>
+          <w:szCs w:val="32"/>
+        </w:rPr>
+      </w:pPr>
+      <w:r>
+        <w:rPr>
+          <w:b/>
+          <w:bCs/>
+          <w:sz w:val="32"/>
+          <w:szCs w:val="32"/>
+        </w:rPr>
+        <w:t>12). How to create a Hyperlink in HTML?</w:t>
+      </w:r>
+    </w:p>
+    <w:p>
+      <w:pPr>
+        <w:rPr>
+          <w:b/>
+          <w:bCs/>
+          <w:sz w:val="32"/>
+          <w:szCs w:val="32"/>
+        </w:rPr>
+      </w:pPr>
+      <w:r>
+        <w:rPr>
+          <w:b/>
+          <w:bCs/>
+          <w:sz w:val="32"/>
+          <w:szCs w:val="32"/>
+        </w:rPr>
+        <w:t>Ans.</w:t>
+      </w:r>
+      <w:r>
+        <w:rPr>
+          <w:b/>
+          <w:bCs/>
+          <w:sz w:val="32"/>
+          <w:szCs w:val="32"/>
+        </w:rPr>
+        <w:t xml:space="preserve"> </w:t>
+      </w:r>
+      <w:r>
+        <w:rPr>
+          <w:sz w:val="28"/>
+          <w:szCs w:val="28"/>
+        </w:rPr>
+        <w:t>H</w:t>
+      </w:r>
+      <w:r>
+        <w:rPr>
+          <w:sz w:val="28"/>
+          <w:szCs w:val="28"/>
+        </w:rPr>
+        <w:t xml:space="preserve">yperlink can </w:t>
+      </w:r>
+      <w:r>
+        <w:rPr>
+          <w:sz w:val="28"/>
+          <w:szCs w:val="28"/>
+        </w:rPr>
+        <w:t xml:space="preserve">be created using </w:t>
+      </w:r>
+      <w:r>
+        <w:rPr>
+          <w:sz w:val="28"/>
+          <w:szCs w:val="28"/>
+        </w:rPr>
+        <w:t>the &lt;a&gt; tag</w:t>
+      </w:r>
+      <w:r>
+        <w:rPr>
+          <w:sz w:val="28"/>
+          <w:szCs w:val="28"/>
+        </w:rPr>
+        <w:t xml:space="preserve"> in HTML</w:t>
+      </w:r>
+      <w:r>
+        <w:rPr>
+          <w:sz w:val="28"/>
+          <w:szCs w:val="28"/>
+        </w:rPr>
+        <w:t>, which stands for "anchor".</w:t>
+      </w:r>
+    </w:p>
+    <w:p>
+      <w:pPr>
+        <w:rPr>
+          <w:b/>
+          <w:bCs/>
+          <w:sz w:val="32"/>
+          <w:szCs w:val="32"/>
+        </w:rPr>
+      </w:pPr>
+      <w:r>
+        <w:rPr>
+          <w:b/>
+          <w:bCs/>
+          <w:sz w:val="32"/>
+          <w:szCs w:val="32"/>
+        </w:rPr>
+        <w:t>13).</w:t>
+      </w:r>
+      <w:r>
+        <w:rPr>
+          <w:b/>
+          <w:bCs/>
+          <w:sz w:val="32"/>
+          <w:szCs w:val="32"/>
+        </w:rPr>
+        <w:t xml:space="preserve"> What is the use of an </w:t>
+      </w:r>
+      <w:proofErr w:type="spellStart"/>
+      <w:r>
+        <w:rPr>
+          <w:b/>
+          <w:bCs/>
+          <w:sz w:val="32"/>
+          <w:szCs w:val="32"/>
+        </w:rPr>
+        <w:t>iframe</w:t>
+      </w:r>
+      <w:proofErr w:type="spellEnd"/>
+      <w:r>
+        <w:rPr>
+          <w:b/>
+          <w:bCs/>
+          <w:sz w:val="32"/>
+          <w:szCs w:val="32"/>
+        </w:rPr>
+        <w:t xml:space="preserve"> tag?</w:t>
       </w:r>
     </w:p>
     <w:p>
@@ -1572,7 +2043,7 @@
           <w:sz w:val="28"/>
           <w:szCs w:val="28"/>
         </w:rPr>
-        <w:t>To combine two or more rows or columns into a single row or column in an HTML table, you can use the "</w:t>
+        <w:t>The &lt;</w:t>
       </w:r>
       <w:proofErr w:type="spellStart"/>
       <w:r>
@@ -1580,7 +2051,7 @@
           <w:sz w:val="28"/>
           <w:szCs w:val="28"/>
         </w:rPr>
-        <w:t>rowspan</w:t>
+        <w:t>iframe</w:t>
       </w:r>
       <w:proofErr w:type="spellEnd"/>
       <w:r>
@@ -1588,7 +2059,220 @@
           <w:sz w:val="28"/>
           <w:szCs w:val="28"/>
         </w:rPr>
-        <w:t>" and "</w:t>
+        <w:t>&gt; tag in HTML is used to embed another web page or document within the current HTML document. It stands for "inline frame" and is often used to display content from a different domain or source within the current web page.</w:t>
+      </w:r>
+    </w:p>
+    <w:p>
+      <w:pPr>
+        <w:rPr>
+          <w:sz w:val="28"/>
+          <w:szCs w:val="28"/>
+        </w:rPr>
+      </w:pPr>
+    </w:p>
+    <w:p>
+      <w:pPr>
+        <w:rPr>
+          <w:b/>
+          <w:bCs/>
+          <w:sz w:val="32"/>
+          <w:szCs w:val="32"/>
+        </w:rPr>
+      </w:pPr>
+      <w:r>
+        <w:rPr>
+          <w:b/>
+          <w:bCs/>
+          <w:sz w:val="32"/>
+          <w:szCs w:val="32"/>
+        </w:rPr>
+        <w:t>14). What is the use of a span tag? Explain with example?</w:t>
+      </w:r>
+    </w:p>
+    <w:p>
+      <w:pPr>
+        <w:rPr>
+          <w:sz w:val="28"/>
+          <w:szCs w:val="28"/>
+        </w:rPr>
+      </w:pPr>
+      <w:r>
+        <w:rPr>
+          <w:b/>
+          <w:bCs/>
+          <w:sz w:val="32"/>
+          <w:szCs w:val="32"/>
+        </w:rPr>
+        <w:t xml:space="preserve">Ans. </w:t>
+      </w:r>
+      <w:r>
+        <w:rPr>
+          <w:sz w:val="28"/>
+          <w:szCs w:val="28"/>
+        </w:rPr>
+        <w:t>T</w:t>
+      </w:r>
+      <w:r>
+        <w:rPr>
+          <w:sz w:val="28"/>
+          <w:szCs w:val="28"/>
+        </w:rPr>
+        <w:t>he &lt;span&gt; tag is a useful tool for grouping and organizing text within a web page, and for applying styles or other attributes to specific groups of text.</w:t>
+      </w:r>
+    </w:p>
+    <w:p>
+      <w:pPr>
+        <w:rPr>
+          <w:b/>
+          <w:bCs/>
+          <w:sz w:val="28"/>
+          <w:szCs w:val="28"/>
+        </w:rPr>
+      </w:pPr>
+      <w:r>
+        <w:rPr>
+          <w:b/>
+          <w:bCs/>
+          <w:sz w:val="28"/>
+          <w:szCs w:val="28"/>
+        </w:rPr>
+        <w:t xml:space="preserve">Example: </w:t>
+      </w:r>
+      <w:r>
+        <w:rPr>
+          <w:b/>
+          <w:bCs/>
+          <w:sz w:val="28"/>
+          <w:szCs w:val="28"/>
+        </w:rPr>
+        <w:t>&lt;p&gt;This is some &lt;span style="color: red;"&gt;red text&lt;/span&gt;.&lt;/p&gt;</w:t>
+      </w:r>
+    </w:p>
+    <w:p>
+      <w:pPr>
+        <w:rPr>
+          <w:sz w:val="28"/>
+          <w:szCs w:val="28"/>
+        </w:rPr>
+      </w:pPr>
+      <w:r>
+        <w:rPr>
+          <w:sz w:val="28"/>
+          <w:szCs w:val="28"/>
+        </w:rPr>
+        <w:t>In this example, the &lt;span&gt; tag is used to group the text "red text" together and apply a "color" style attribute to it, setting the text color to red. The resulting text will display as "This is some red text." within the paragraph.</w:t>
+      </w:r>
+    </w:p>
+    <w:p>
+      <w:pPr>
+        <w:rPr>
+          <w:sz w:val="28"/>
+          <w:szCs w:val="28"/>
+        </w:rPr>
+      </w:pPr>
+    </w:p>
+    <w:p>
+      <w:pPr>
+        <w:rPr>
+          <w:b/>
+          <w:bCs/>
+          <w:sz w:val="32"/>
+          <w:szCs w:val="32"/>
+        </w:rPr>
+      </w:pPr>
+      <w:r>
+        <w:rPr>
+          <w:b/>
+          <w:bCs/>
+          <w:sz w:val="32"/>
+          <w:szCs w:val="32"/>
+        </w:rPr>
+        <w:t>15). How to insert a picture into a background image of a web page?</w:t>
+      </w:r>
+      <w:r>
+        <w:rPr>
+          <w:b/>
+          <w:bCs/>
+          <w:sz w:val="32"/>
+          <w:szCs w:val="32"/>
+        </w:rPr>
+        <w:tab/>
+      </w:r>
+    </w:p>
+    <w:p>
+      <w:pPr>
+        <w:rPr>
+          <w:sz w:val="28"/>
+          <w:szCs w:val="28"/>
+        </w:rPr>
+      </w:pPr>
+      <w:r>
+        <w:rPr>
+          <w:b/>
+          <w:bCs/>
+          <w:sz w:val="32"/>
+          <w:szCs w:val="32"/>
+        </w:rPr>
+        <w:t xml:space="preserve">Ans. </w:t>
+      </w:r>
+      <w:r>
+        <w:rPr>
+          <w:sz w:val="28"/>
+          <w:szCs w:val="28"/>
+        </w:rPr>
+        <w:t>There are several ways to insert a picture into a background image of a web page. Here are three commonly used methods:</w:t>
+      </w:r>
+    </w:p>
+    <w:p>
+      <w:pPr>
+        <w:numPr>
+          <w:ilvl w:val="0"/>
+          <w:numId w:val="2"/>
+        </w:numPr>
+        <w:rPr>
+          <w:sz w:val="28"/>
+          <w:szCs w:val="28"/>
+        </w:rPr>
+      </w:pPr>
+      <w:r>
+        <w:rPr>
+          <w:sz w:val="28"/>
+          <w:szCs w:val="28"/>
+        </w:rPr>
+        <w:t>Using CSS: You can use CSS to set the background image and insert the picture as a child element of the container element. Here's an example:</w:t>
+      </w:r>
+    </w:p>
+    <w:p>
+      <w:pPr>
+        <w:ind w:left="720"/>
+        <w:rPr>
+          <w:sz w:val="28"/>
+          <w:szCs w:val="28"/>
+        </w:rPr>
+      </w:pPr>
+      <w:r>
+        <w:rPr>
+          <w:sz w:val="28"/>
+          <w:szCs w:val="28"/>
+        </w:rPr>
+        <w:lastRenderedPageBreak/>
+        <w:t>&lt;div class="container"&gt;</w:t>
+      </w:r>
+    </w:p>
+    <w:p>
+      <w:pPr>
+        <w:ind w:left="720"/>
+        <w:rPr>
+          <w:sz w:val="28"/>
+          <w:szCs w:val="28"/>
+        </w:rPr>
+      </w:pPr>
+      <w:r>
+        <w:rPr>
+          <w:sz w:val="28"/>
+          <w:szCs w:val="28"/>
+        </w:rPr>
+        <w:t xml:space="preserve">  &lt;</w:t>
       </w:r>
       <w:proofErr w:type="spellStart"/>
       <w:r>
@@ -1596,7 +2280,7 @@
           <w:sz w:val="28"/>
           <w:szCs w:val="28"/>
         </w:rPr>
-        <w:t>colspan</w:t>
+        <w:t>img</w:t>
       </w:r>
       <w:proofErr w:type="spellEnd"/>
       <w:r>
@@ -1604,22 +2288,7 @@
           <w:sz w:val="28"/>
           <w:szCs w:val="28"/>
         </w:rPr>
-        <w:t>" attributes.</w:t>
-      </w:r>
-    </w:p>
-    <w:p>
-      <w:pPr>
-        <w:rPr>
-          <w:sz w:val="28"/>
-          <w:szCs w:val="28"/>
-        </w:rPr>
-      </w:pPr>
-      <w:r>
-        <w:rPr>
-          <w:sz w:val="28"/>
-          <w:szCs w:val="28"/>
-        </w:rPr>
-        <w:t>The "</w:t>
+        <w:t xml:space="preserve"> </w:t>
       </w:r>
       <w:proofErr w:type="spellStart"/>
       <w:r>
@@ -1627,7 +2296,7 @@
           <w:sz w:val="28"/>
           <w:szCs w:val="28"/>
         </w:rPr>
-        <w:t>rowspan</w:t>
+        <w:t>src</w:t>
       </w:r>
       <w:proofErr w:type="spellEnd"/>
       <w:r>
@@ -1635,7 +2304,71 @@
           <w:sz w:val="28"/>
           <w:szCs w:val="28"/>
         </w:rPr>
-        <w:t>" attribute specifies the number of rows that a cell should span, while the "</w:t>
+        <w:t>="picture.jpg" alt="Picture"&gt;</w:t>
+      </w:r>
+    </w:p>
+    <w:p>
+      <w:pPr>
+        <w:ind w:left="720"/>
+        <w:rPr>
+          <w:sz w:val="28"/>
+          <w:szCs w:val="28"/>
+        </w:rPr>
+      </w:pPr>
+      <w:r>
+        <w:rPr>
+          <w:sz w:val="28"/>
+          <w:szCs w:val="28"/>
+        </w:rPr>
+        <w:t>&lt;/div&gt;</w:t>
+      </w:r>
+    </w:p>
+    <w:p>
+      <w:pPr>
+        <w:ind w:left="720"/>
+        <w:rPr>
+          <w:sz w:val="28"/>
+          <w:szCs w:val="28"/>
+        </w:rPr>
+      </w:pPr>
+      <w:r>
+        <w:rPr>
+          <w:sz w:val="28"/>
+          <w:szCs w:val="28"/>
+        </w:rPr>
+        <w:t>&lt;style&gt;</w:t>
+      </w:r>
+    </w:p>
+    <w:p>
+      <w:pPr>
+        <w:ind w:left="720"/>
+        <w:rPr>
+          <w:sz w:val="28"/>
+          <w:szCs w:val="28"/>
+        </w:rPr>
+      </w:pPr>
+      <w:r>
+        <w:rPr>
+          <w:sz w:val="28"/>
+          <w:szCs w:val="28"/>
+        </w:rPr>
+        <w:t xml:space="preserve">  .container {</w:t>
+      </w:r>
+    </w:p>
+    <w:p>
+      <w:pPr>
+        <w:ind w:left="720"/>
+        <w:rPr>
+          <w:sz w:val="28"/>
+          <w:szCs w:val="28"/>
+        </w:rPr>
+      </w:pPr>
+      <w:r>
+        <w:rPr>
+          <w:sz w:val="28"/>
+          <w:szCs w:val="28"/>
+        </w:rPr>
+        <w:t xml:space="preserve">    background-image: </w:t>
       </w:r>
       <w:proofErr w:type="spellStart"/>
       <w:r>
@@ -1643,7 +2376,7 @@
           <w:sz w:val="28"/>
           <w:szCs w:val="28"/>
         </w:rPr>
-        <w:t>colspan</w:t>
+        <w:t>url</w:t>
       </w:r>
       <w:proofErr w:type="spellEnd"/>
       <w:r>
@@ -1651,7 +2384,87 @@
           <w:sz w:val="28"/>
           <w:szCs w:val="28"/>
         </w:rPr>
-        <w:t xml:space="preserve">" attribute specifies the number of columns that a cell should span. By setting the value of </w:t>
+        <w:t>(background.jpg);</w:t>
+      </w:r>
+    </w:p>
+    <w:p>
+      <w:pPr>
+        <w:ind w:left="720"/>
+        <w:rPr>
+          <w:sz w:val="28"/>
+          <w:szCs w:val="28"/>
+        </w:rPr>
+      </w:pPr>
+      <w:r>
+        <w:rPr>
+          <w:sz w:val="28"/>
+          <w:szCs w:val="28"/>
+        </w:rPr>
+        <w:t xml:space="preserve">    background-size: cover;</w:t>
+      </w:r>
+    </w:p>
+    <w:p>
+      <w:pPr>
+        <w:ind w:left="720"/>
+        <w:rPr>
+          <w:sz w:val="28"/>
+          <w:szCs w:val="28"/>
+        </w:rPr>
+      </w:pPr>
+      <w:r>
+        <w:rPr>
+          <w:sz w:val="28"/>
+          <w:szCs w:val="28"/>
+        </w:rPr>
+        <w:t xml:space="preserve">    background-position: center;</w:t>
+      </w:r>
+    </w:p>
+    <w:p>
+      <w:pPr>
+        <w:ind w:left="720"/>
+        <w:rPr>
+          <w:sz w:val="28"/>
+          <w:szCs w:val="28"/>
+        </w:rPr>
+      </w:pPr>
+      <w:r>
+        <w:rPr>
+          <w:sz w:val="28"/>
+          <w:szCs w:val="28"/>
+        </w:rPr>
+        <w:t xml:space="preserve">    position: relative;</w:t>
+      </w:r>
+    </w:p>
+    <w:p>
+      <w:pPr>
+        <w:ind w:left="720"/>
+        <w:rPr>
+          <w:sz w:val="28"/>
+          <w:szCs w:val="28"/>
+        </w:rPr>
+      </w:pPr>
+      <w:r>
+        <w:rPr>
+          <w:sz w:val="28"/>
+          <w:szCs w:val="28"/>
+        </w:rPr>
+        <w:t xml:space="preserve">  }</w:t>
+      </w:r>
+    </w:p>
+    <w:p>
+      <w:pPr>
+        <w:ind w:left="720"/>
+        <w:rPr>
+          <w:sz w:val="28"/>
+          <w:szCs w:val="28"/>
+        </w:rPr>
+      </w:pPr>
+      <w:r>
+        <w:rPr>
+          <w:sz w:val="28"/>
+          <w:szCs w:val="28"/>
+        </w:rPr>
+        <w:t xml:space="preserve">  .container </w:t>
       </w:r>
       <w:proofErr w:type="spellStart"/>
       <w:r>
@@ -1659,7 +2472,7 @@
           <w:sz w:val="28"/>
           <w:szCs w:val="28"/>
         </w:rPr>
-        <w:t>rowspan</w:t>
+        <w:t>img</w:t>
       </w:r>
       <w:proofErr w:type="spellEnd"/>
       <w:r>
@@ -1667,7 +2480,266 @@
           <w:sz w:val="28"/>
           <w:szCs w:val="28"/>
         </w:rPr>
-        <w:t xml:space="preserve"> or </w:t>
+        <w:t xml:space="preserve"> {</w:t>
+      </w:r>
+    </w:p>
+    <w:p>
+      <w:pPr>
+        <w:ind w:left="720"/>
+        <w:rPr>
+          <w:sz w:val="28"/>
+          <w:szCs w:val="28"/>
+        </w:rPr>
+      </w:pPr>
+      <w:r>
+        <w:rPr>
+          <w:sz w:val="28"/>
+          <w:szCs w:val="28"/>
+        </w:rPr>
+        <w:t xml:space="preserve">    position: absolute;</w:t>
+      </w:r>
+    </w:p>
+    <w:p>
+      <w:pPr>
+        <w:ind w:left="720"/>
+        <w:rPr>
+          <w:sz w:val="28"/>
+          <w:szCs w:val="28"/>
+        </w:rPr>
+      </w:pPr>
+      <w:r>
+        <w:rPr>
+          <w:sz w:val="28"/>
+          <w:szCs w:val="28"/>
+        </w:rPr>
+        <w:t xml:space="preserve">    top: 50%;</w:t>
+      </w:r>
+    </w:p>
+    <w:p>
+      <w:pPr>
+        <w:ind w:left="720"/>
+        <w:rPr>
+          <w:sz w:val="28"/>
+          <w:szCs w:val="28"/>
+        </w:rPr>
+      </w:pPr>
+      <w:r>
+        <w:rPr>
+          <w:sz w:val="28"/>
+          <w:szCs w:val="28"/>
+        </w:rPr>
+        <w:t xml:space="preserve">    left: 50%;</w:t>
+      </w:r>
+    </w:p>
+    <w:p>
+      <w:pPr>
+        <w:ind w:left="720"/>
+        <w:rPr>
+          <w:sz w:val="28"/>
+          <w:szCs w:val="28"/>
+        </w:rPr>
+      </w:pPr>
+      <w:r>
+        <w:rPr>
+          <w:sz w:val="28"/>
+          <w:szCs w:val="28"/>
+        </w:rPr>
+        <w:t xml:space="preserve">    transform: </w:t>
+      </w:r>
+      <w:proofErr w:type="gramStart"/>
+      <w:r>
+        <w:rPr>
+          <w:sz w:val="28"/>
+          <w:szCs w:val="28"/>
+        </w:rPr>
+        <w:t>translate(</w:t>
+      </w:r>
+      <w:proofErr w:type="gramEnd"/>
+      <w:r>
+        <w:rPr>
+          <w:sz w:val="28"/>
+          <w:szCs w:val="28"/>
+        </w:rPr>
+        <w:t>-50%, -50%);</w:t>
+      </w:r>
+    </w:p>
+    <w:p>
+      <w:pPr>
+        <w:ind w:left="720"/>
+        <w:rPr>
+          <w:sz w:val="28"/>
+          <w:szCs w:val="28"/>
+        </w:rPr>
+      </w:pPr>
+      <w:r>
+        <w:rPr>
+          <w:sz w:val="28"/>
+          <w:szCs w:val="28"/>
+        </w:rPr>
+        <w:t xml:space="preserve">    z-index: 1;</w:t>
+      </w:r>
+    </w:p>
+    <w:p>
+      <w:pPr>
+        <w:ind w:left="720"/>
+        <w:rPr>
+          <w:sz w:val="28"/>
+          <w:szCs w:val="28"/>
+        </w:rPr>
+      </w:pPr>
+      <w:r>
+        <w:rPr>
+          <w:sz w:val="28"/>
+          <w:szCs w:val="28"/>
+        </w:rPr>
+        <w:t xml:space="preserve">  }</w:t>
+      </w:r>
+    </w:p>
+    <w:p>
+      <w:pPr>
+        <w:ind w:left="720"/>
+        <w:rPr>
+          <w:sz w:val="28"/>
+          <w:szCs w:val="28"/>
+        </w:rPr>
+      </w:pPr>
+      <w:r>
+        <w:rPr>
+          <w:sz w:val="28"/>
+          <w:szCs w:val="28"/>
+        </w:rPr>
+        <w:t>&lt;/style&gt;</w:t>
+      </w:r>
+    </w:p>
+    <w:p>
+      <w:pPr>
+        <w:ind w:left="720"/>
+        <w:rPr>
+          <w:sz w:val="28"/>
+          <w:szCs w:val="28"/>
+        </w:rPr>
+      </w:pPr>
+      <w:r>
+        <w:rPr>
+          <w:sz w:val="28"/>
+          <w:szCs w:val="28"/>
+        </w:rPr>
+        <w:t xml:space="preserve">This sets the container element's background image to </w:t>
+      </w:r>
+      <w:r>
+        <w:rPr>
+          <w:b/>
+          <w:bCs/>
+          <w:sz w:val="28"/>
+          <w:szCs w:val="28"/>
+        </w:rPr>
+        <w:t>background.jpg</w:t>
+      </w:r>
+      <w:r>
+        <w:rPr>
+          <w:sz w:val="28"/>
+          <w:szCs w:val="28"/>
+        </w:rPr>
+        <w:t xml:space="preserve">, and inserts the picture as a child element of the container. The CSS positions the picture in the center of the container using absolute positioning and centers it vertically and horizontally using </w:t>
+      </w:r>
+      <w:r>
+        <w:rPr>
+          <w:b/>
+          <w:bCs/>
+          <w:sz w:val="28"/>
+          <w:szCs w:val="28"/>
+        </w:rPr>
+        <w:t>top</w:t>
+      </w:r>
+      <w:r>
+        <w:rPr>
+          <w:sz w:val="28"/>
+          <w:szCs w:val="28"/>
+        </w:rPr>
+        <w:t xml:space="preserve">, </w:t>
+      </w:r>
+      <w:r>
+        <w:rPr>
+          <w:b/>
+          <w:bCs/>
+          <w:sz w:val="28"/>
+          <w:szCs w:val="28"/>
+        </w:rPr>
+        <w:t>left</w:t>
+      </w:r>
+      <w:r>
+        <w:rPr>
+          <w:sz w:val="28"/>
+          <w:szCs w:val="28"/>
+        </w:rPr>
+        <w:t xml:space="preserve">, and </w:t>
+      </w:r>
+      <w:r>
+        <w:rPr>
+          <w:b/>
+          <w:bCs/>
+          <w:sz w:val="28"/>
+          <w:szCs w:val="28"/>
+        </w:rPr>
+        <w:t>transform</w:t>
+      </w:r>
+      <w:r>
+        <w:rPr>
+          <w:sz w:val="28"/>
+          <w:szCs w:val="28"/>
+        </w:rPr>
+        <w:t>.</w:t>
+      </w:r>
+    </w:p>
+    <w:p>
+      <w:pPr>
+        <w:numPr>
+          <w:ilvl w:val="0"/>
+          <w:numId w:val="3"/>
+        </w:numPr>
+        <w:rPr>
+          <w:sz w:val="28"/>
+          <w:szCs w:val="28"/>
+        </w:rPr>
+      </w:pPr>
+      <w:r>
+        <w:rPr>
+          <w:sz w:val="28"/>
+          <w:szCs w:val="28"/>
+        </w:rPr>
+        <w:t>Using HTML: You can also insert the background image and the picture as separate elements and position them using HTML. Here's an example:</w:t>
+      </w:r>
+    </w:p>
+    <w:p>
+      <w:pPr>
+        <w:ind w:left="720"/>
+        <w:rPr>
+          <w:sz w:val="28"/>
+          <w:szCs w:val="28"/>
+        </w:rPr>
+      </w:pPr>
+      <w:r>
+        <w:rPr>
+          <w:sz w:val="28"/>
+          <w:szCs w:val="28"/>
+        </w:rPr>
+        <w:t>&lt;div class="container"&gt;</w:t>
+      </w:r>
+    </w:p>
+    <w:p>
+      <w:pPr>
+        <w:ind w:left="720"/>
+        <w:rPr>
+          <w:sz w:val="28"/>
+          <w:szCs w:val="28"/>
+        </w:rPr>
+      </w:pPr>
+      <w:r>
+        <w:rPr>
+          <w:sz w:val="28"/>
+          <w:szCs w:val="28"/>
+        </w:rPr>
+        <w:t xml:space="preserve">  &lt;</w:t>
       </w:r>
       <w:proofErr w:type="spellStart"/>
       <w:r>
@@ -1675,7 +2747,7 @@
           <w:sz w:val="28"/>
           <w:szCs w:val="28"/>
         </w:rPr>
-        <w:t>colspan</w:t>
+        <w:t>img</w:t>
       </w:r>
       <w:proofErr w:type="spellEnd"/>
       <w:r>
@@ -1683,41 +2755,984 @@
           <w:sz w:val="28"/>
           <w:szCs w:val="28"/>
         </w:rPr>
-        <w:t xml:space="preserve"> to a number greater than 1, you can combine multiple cells into a single row or column.</w:t>
-      </w:r>
-    </w:p>
-    <w:p>
-      <w:pPr>
-        <w:rPr>
-          <w:sz w:val="28"/>
-          <w:szCs w:val="28"/>
-        </w:rPr>
-      </w:pPr>
-    </w:p>
-    <w:p>
-      <w:pPr>
-        <w:rPr>
-          <w:sz w:val="28"/>
-          <w:szCs w:val="28"/>
-        </w:rPr>
-      </w:pPr>
-      <w:r>
-        <w:rPr>
-          <w:b/>
-          <w:bCs/>
-          <w:sz w:val="32"/>
-          <w:szCs w:val="32"/>
-        </w:rPr>
-        <w:t xml:space="preserve">11). </w:t>
-      </w:r>
-      <w:r>
-        <w:rPr>
-          <w:b/>
-          <w:bCs/>
-          <w:sz w:val="32"/>
-          <w:szCs w:val="32"/>
-        </w:rPr>
-        <w:t>What is the difference between a block-level element and an inline element?</w:t>
+        <w:t xml:space="preserve"> </w:t>
+      </w:r>
+      <w:proofErr w:type="spellStart"/>
+      <w:r>
+        <w:rPr>
+          <w:sz w:val="28"/>
+          <w:szCs w:val="28"/>
+        </w:rPr>
+        <w:t>src</w:t>
+      </w:r>
+      <w:proofErr w:type="spellEnd"/>
+      <w:r>
+        <w:rPr>
+          <w:sz w:val="28"/>
+          <w:szCs w:val="28"/>
+        </w:rPr>
+        <w:t>="background.jpg" alt="Background" class="background"&gt;</w:t>
+      </w:r>
+    </w:p>
+    <w:p>
+      <w:pPr>
+        <w:ind w:left="720"/>
+        <w:rPr>
+          <w:sz w:val="28"/>
+          <w:szCs w:val="28"/>
+        </w:rPr>
+      </w:pPr>
+      <w:r>
+        <w:rPr>
+          <w:sz w:val="28"/>
+          <w:szCs w:val="28"/>
+        </w:rPr>
+        <w:t xml:space="preserve">  &lt;</w:t>
+      </w:r>
+      <w:proofErr w:type="spellStart"/>
+      <w:r>
+        <w:rPr>
+          <w:sz w:val="28"/>
+          <w:szCs w:val="28"/>
+        </w:rPr>
+        <w:t>img</w:t>
+      </w:r>
+      <w:proofErr w:type="spellEnd"/>
+      <w:r>
+        <w:rPr>
+          <w:sz w:val="28"/>
+          <w:szCs w:val="28"/>
+        </w:rPr>
+        <w:t xml:space="preserve"> </w:t>
+      </w:r>
+      <w:proofErr w:type="spellStart"/>
+      <w:r>
+        <w:rPr>
+          <w:sz w:val="28"/>
+          <w:szCs w:val="28"/>
+        </w:rPr>
+        <w:t>src</w:t>
+      </w:r>
+      <w:proofErr w:type="spellEnd"/>
+      <w:r>
+        <w:rPr>
+          <w:sz w:val="28"/>
+          <w:szCs w:val="28"/>
+        </w:rPr>
+        <w:t>="picture.jpg" alt="Picture" class="picture"&gt;</w:t>
+      </w:r>
+    </w:p>
+    <w:p>
+      <w:pPr>
+        <w:ind w:left="720"/>
+        <w:rPr>
+          <w:sz w:val="28"/>
+          <w:szCs w:val="28"/>
+        </w:rPr>
+      </w:pPr>
+      <w:r>
+        <w:rPr>
+          <w:sz w:val="28"/>
+          <w:szCs w:val="28"/>
+        </w:rPr>
+        <w:lastRenderedPageBreak/>
+        <w:t>&lt;/div&gt;</w:t>
+      </w:r>
+    </w:p>
+    <w:p>
+      <w:pPr>
+        <w:ind w:left="720"/>
+        <w:rPr>
+          <w:sz w:val="28"/>
+          <w:szCs w:val="28"/>
+        </w:rPr>
+      </w:pPr>
+      <w:r>
+        <w:rPr>
+          <w:sz w:val="28"/>
+          <w:szCs w:val="28"/>
+        </w:rPr>
+        <w:t>&lt;style&gt;</w:t>
+      </w:r>
+    </w:p>
+    <w:p>
+      <w:pPr>
+        <w:ind w:left="720"/>
+        <w:rPr>
+          <w:sz w:val="28"/>
+          <w:szCs w:val="28"/>
+        </w:rPr>
+      </w:pPr>
+      <w:r>
+        <w:rPr>
+          <w:sz w:val="28"/>
+          <w:szCs w:val="28"/>
+        </w:rPr>
+        <w:t xml:space="preserve">  .container {</w:t>
+      </w:r>
+    </w:p>
+    <w:p>
+      <w:pPr>
+        <w:ind w:left="720"/>
+        <w:rPr>
+          <w:sz w:val="28"/>
+          <w:szCs w:val="28"/>
+        </w:rPr>
+      </w:pPr>
+      <w:r>
+        <w:rPr>
+          <w:sz w:val="28"/>
+          <w:szCs w:val="28"/>
+        </w:rPr>
+        <w:t xml:space="preserve">    position: relative;</w:t>
+      </w:r>
+    </w:p>
+    <w:p>
+      <w:pPr>
+        <w:ind w:left="720"/>
+        <w:rPr>
+          <w:sz w:val="28"/>
+          <w:szCs w:val="28"/>
+        </w:rPr>
+      </w:pPr>
+      <w:r>
+        <w:rPr>
+          <w:sz w:val="28"/>
+          <w:szCs w:val="28"/>
+        </w:rPr>
+        <w:t xml:space="preserve">  }</w:t>
+      </w:r>
+    </w:p>
+    <w:p>
+      <w:pPr>
+        <w:ind w:left="720"/>
+        <w:rPr>
+          <w:sz w:val="28"/>
+          <w:szCs w:val="28"/>
+        </w:rPr>
+      </w:pPr>
+      <w:r>
+        <w:rPr>
+          <w:sz w:val="28"/>
+          <w:szCs w:val="28"/>
+        </w:rPr>
+        <w:t xml:space="preserve">  </w:t>
+      </w:r>
+      <w:proofErr w:type="gramStart"/>
+      <w:r>
+        <w:rPr>
+          <w:sz w:val="28"/>
+          <w:szCs w:val="28"/>
+        </w:rPr>
+        <w:t>.background</w:t>
+      </w:r>
+      <w:proofErr w:type="gramEnd"/>
+      <w:r>
+        <w:rPr>
+          <w:sz w:val="28"/>
+          <w:szCs w:val="28"/>
+        </w:rPr>
+        <w:t xml:space="preserve"> {</w:t>
+      </w:r>
+    </w:p>
+    <w:p>
+      <w:pPr>
+        <w:ind w:left="720"/>
+        <w:rPr>
+          <w:sz w:val="28"/>
+          <w:szCs w:val="28"/>
+        </w:rPr>
+      </w:pPr>
+      <w:r>
+        <w:rPr>
+          <w:sz w:val="28"/>
+          <w:szCs w:val="28"/>
+        </w:rPr>
+        <w:t xml:space="preserve">    position: absolute;</w:t>
+      </w:r>
+    </w:p>
+    <w:p>
+      <w:pPr>
+        <w:ind w:left="720"/>
+        <w:rPr>
+          <w:sz w:val="28"/>
+          <w:szCs w:val="28"/>
+        </w:rPr>
+      </w:pPr>
+      <w:r>
+        <w:rPr>
+          <w:sz w:val="28"/>
+          <w:szCs w:val="28"/>
+        </w:rPr>
+        <w:t xml:space="preserve">    top: 0;</w:t>
+      </w:r>
+    </w:p>
+    <w:p>
+      <w:pPr>
+        <w:ind w:left="720"/>
+        <w:rPr>
+          <w:sz w:val="28"/>
+          <w:szCs w:val="28"/>
+        </w:rPr>
+      </w:pPr>
+      <w:r>
+        <w:rPr>
+          <w:sz w:val="28"/>
+          <w:szCs w:val="28"/>
+        </w:rPr>
+        <w:t xml:space="preserve">    left: 0;</w:t>
+      </w:r>
+    </w:p>
+    <w:p>
+      <w:pPr>
+        <w:ind w:left="720"/>
+        <w:rPr>
+          <w:sz w:val="28"/>
+          <w:szCs w:val="28"/>
+        </w:rPr>
+      </w:pPr>
+      <w:r>
+        <w:rPr>
+          <w:sz w:val="28"/>
+          <w:szCs w:val="28"/>
+        </w:rPr>
+        <w:t xml:space="preserve">    width: 100%;</w:t>
+      </w:r>
+    </w:p>
+    <w:p>
+      <w:pPr>
+        <w:ind w:left="720"/>
+        <w:rPr>
+          <w:sz w:val="28"/>
+          <w:szCs w:val="28"/>
+        </w:rPr>
+      </w:pPr>
+      <w:r>
+        <w:rPr>
+          <w:sz w:val="28"/>
+          <w:szCs w:val="28"/>
+        </w:rPr>
+        <w:t xml:space="preserve">    height: 100%;</w:t>
+      </w:r>
+    </w:p>
+    <w:p>
+      <w:pPr>
+        <w:ind w:left="720"/>
+        <w:rPr>
+          <w:sz w:val="28"/>
+          <w:szCs w:val="28"/>
+        </w:rPr>
+      </w:pPr>
+      <w:r>
+        <w:rPr>
+          <w:sz w:val="28"/>
+          <w:szCs w:val="28"/>
+        </w:rPr>
+        <w:t xml:space="preserve">  }</w:t>
+      </w:r>
+    </w:p>
+    <w:p>
+      <w:pPr>
+        <w:ind w:left="720"/>
+        <w:rPr>
+          <w:sz w:val="28"/>
+          <w:szCs w:val="28"/>
+        </w:rPr>
+      </w:pPr>
+      <w:r>
+        <w:rPr>
+          <w:sz w:val="28"/>
+          <w:szCs w:val="28"/>
+        </w:rPr>
+        <w:t xml:space="preserve">  </w:t>
+      </w:r>
+      <w:proofErr w:type="gramStart"/>
+      <w:r>
+        <w:rPr>
+          <w:sz w:val="28"/>
+          <w:szCs w:val="28"/>
+        </w:rPr>
+        <w:t>.picture</w:t>
+      </w:r>
+      <w:proofErr w:type="gramEnd"/>
+      <w:r>
+        <w:rPr>
+          <w:sz w:val="28"/>
+          <w:szCs w:val="28"/>
+        </w:rPr>
+        <w:t xml:space="preserve"> {</w:t>
+      </w:r>
+    </w:p>
+    <w:p>
+      <w:pPr>
+        <w:ind w:left="720"/>
+        <w:rPr>
+          <w:sz w:val="28"/>
+          <w:szCs w:val="28"/>
+        </w:rPr>
+      </w:pPr>
+      <w:r>
+        <w:rPr>
+          <w:sz w:val="28"/>
+          <w:szCs w:val="28"/>
+        </w:rPr>
+        <w:t xml:space="preserve">    position: absolute;</w:t>
+      </w:r>
+    </w:p>
+    <w:p>
+      <w:pPr>
+        <w:ind w:left="720"/>
+        <w:rPr>
+          <w:sz w:val="28"/>
+          <w:szCs w:val="28"/>
+        </w:rPr>
+      </w:pPr>
+      <w:r>
+        <w:rPr>
+          <w:sz w:val="28"/>
+          <w:szCs w:val="28"/>
+        </w:rPr>
+        <w:t xml:space="preserve">    top: 50%;</w:t>
+      </w:r>
+    </w:p>
+    <w:p>
+      <w:pPr>
+        <w:ind w:left="720"/>
+        <w:rPr>
+          <w:sz w:val="28"/>
+          <w:szCs w:val="28"/>
+        </w:rPr>
+      </w:pPr>
+      <w:r>
+        <w:rPr>
+          <w:sz w:val="28"/>
+          <w:szCs w:val="28"/>
+        </w:rPr>
+        <w:t xml:space="preserve">    left: 50%;</w:t>
+      </w:r>
+    </w:p>
+    <w:p>
+      <w:pPr>
+        <w:ind w:left="720"/>
+        <w:rPr>
+          <w:sz w:val="28"/>
+          <w:szCs w:val="28"/>
+        </w:rPr>
+      </w:pPr>
+      <w:r>
+        <w:rPr>
+          <w:sz w:val="28"/>
+          <w:szCs w:val="28"/>
+        </w:rPr>
+        <w:t xml:space="preserve">    transform: </w:t>
+      </w:r>
+      <w:proofErr w:type="gramStart"/>
+      <w:r>
+        <w:rPr>
+          <w:sz w:val="28"/>
+          <w:szCs w:val="28"/>
+        </w:rPr>
+        <w:t>translate(</w:t>
+      </w:r>
+      <w:proofErr w:type="gramEnd"/>
+      <w:r>
+        <w:rPr>
+          <w:sz w:val="28"/>
+          <w:szCs w:val="28"/>
+        </w:rPr>
+        <w:t>-50%, -50%);</w:t>
+      </w:r>
+    </w:p>
+    <w:p>
+      <w:pPr>
+        <w:ind w:left="720"/>
+        <w:rPr>
+          <w:sz w:val="28"/>
+          <w:szCs w:val="28"/>
+        </w:rPr>
+      </w:pPr>
+      <w:r>
+        <w:rPr>
+          <w:sz w:val="28"/>
+          <w:szCs w:val="28"/>
+        </w:rPr>
+        <w:t xml:space="preserve">    z-index: 1;</w:t>
+      </w:r>
+    </w:p>
+    <w:p>
+      <w:pPr>
+        <w:ind w:left="720"/>
+        <w:rPr>
+          <w:sz w:val="28"/>
+          <w:szCs w:val="28"/>
+        </w:rPr>
+      </w:pPr>
+      <w:r>
+        <w:rPr>
+          <w:sz w:val="28"/>
+          <w:szCs w:val="28"/>
+        </w:rPr>
+        <w:t xml:space="preserve">  }</w:t>
+      </w:r>
+    </w:p>
+    <w:p>
+      <w:pPr>
+        <w:ind w:left="720"/>
+        <w:rPr>
+          <w:sz w:val="28"/>
+          <w:szCs w:val="28"/>
+          <w:cs/>
+        </w:rPr>
+      </w:pPr>
+      <w:r>
+        <w:rPr>
+          <w:sz w:val="28"/>
+          <w:szCs w:val="28"/>
+        </w:rPr>
+        <w:t>&lt;/style&gt;</w:t>
+      </w:r>
+    </w:p>
+    <w:p>
+      <w:pPr>
+        <w:rPr>
+          <w:sz w:val="28"/>
+          <w:szCs w:val="28"/>
+        </w:rPr>
+      </w:pPr>
+      <w:r>
+        <w:rPr>
+          <w:sz w:val="28"/>
+          <w:szCs w:val="28"/>
+        </w:rPr>
+        <w:t>This sets the container element's background image to background.jpg by inserting it as a child element and positions it using absolute positioning. The picture is inserted as a separate element and positioned in the center of the container using HTML and CSS.</w:t>
+      </w:r>
+    </w:p>
+    <w:p>
+      <w:pPr>
+        <w:numPr>
+          <w:ilvl w:val="0"/>
+          <w:numId w:val="4"/>
+        </w:numPr>
+        <w:rPr>
+          <w:sz w:val="28"/>
+          <w:szCs w:val="28"/>
+        </w:rPr>
+      </w:pPr>
+      <w:r>
+        <w:rPr>
+          <w:sz w:val="28"/>
+          <w:szCs w:val="28"/>
+        </w:rPr>
+        <w:t>Using a CSS background property: You can use a single CSS property to set both the background image and the picture, and position them using CSS. Here's an example:</w:t>
+      </w:r>
+    </w:p>
+    <w:p>
+      <w:pPr>
+        <w:ind w:left="720"/>
+        <w:rPr>
+          <w:sz w:val="28"/>
+          <w:szCs w:val="28"/>
+        </w:rPr>
+      </w:pPr>
+      <w:r>
+        <w:rPr>
+          <w:sz w:val="28"/>
+          <w:szCs w:val="28"/>
+        </w:rPr>
+        <w:t>&lt;div class="container"&gt;&lt;/div&gt;</w:t>
+      </w:r>
+    </w:p>
+    <w:p>
+      <w:pPr>
+        <w:ind w:left="720"/>
+        <w:rPr>
+          <w:sz w:val="28"/>
+          <w:szCs w:val="28"/>
+        </w:rPr>
+      </w:pPr>
+      <w:r>
+        <w:rPr>
+          <w:sz w:val="28"/>
+          <w:szCs w:val="28"/>
+        </w:rPr>
+        <w:lastRenderedPageBreak/>
+        <w:t>&lt;style&gt;</w:t>
+      </w:r>
+    </w:p>
+    <w:p>
+      <w:pPr>
+        <w:ind w:left="720"/>
+        <w:rPr>
+          <w:sz w:val="28"/>
+          <w:szCs w:val="28"/>
+        </w:rPr>
+      </w:pPr>
+      <w:r>
+        <w:rPr>
+          <w:sz w:val="28"/>
+          <w:szCs w:val="28"/>
+        </w:rPr>
+        <w:t xml:space="preserve">  .container {</w:t>
+      </w:r>
+    </w:p>
+    <w:p>
+      <w:pPr>
+        <w:ind w:left="720"/>
+        <w:rPr>
+          <w:sz w:val="28"/>
+          <w:szCs w:val="28"/>
+        </w:rPr>
+      </w:pPr>
+      <w:r>
+        <w:rPr>
+          <w:sz w:val="28"/>
+          <w:szCs w:val="28"/>
+        </w:rPr>
+        <w:t xml:space="preserve">    background: </w:t>
+      </w:r>
+      <w:proofErr w:type="spellStart"/>
+      <w:r>
+        <w:rPr>
+          <w:sz w:val="28"/>
+          <w:szCs w:val="28"/>
+        </w:rPr>
+        <w:t>url</w:t>
+      </w:r>
+      <w:proofErr w:type="spellEnd"/>
+      <w:r>
+        <w:rPr>
+          <w:sz w:val="28"/>
+          <w:szCs w:val="28"/>
+        </w:rPr>
+        <w:t xml:space="preserve">(background.jpg) no-repeat center </w:t>
+      </w:r>
+      <w:proofErr w:type="spellStart"/>
+      <w:r>
+        <w:rPr>
+          <w:sz w:val="28"/>
+          <w:szCs w:val="28"/>
+        </w:rPr>
+        <w:t>center</w:t>
+      </w:r>
+      <w:proofErr w:type="spellEnd"/>
+      <w:r>
+        <w:rPr>
+          <w:sz w:val="28"/>
+          <w:szCs w:val="28"/>
+        </w:rPr>
+        <w:t xml:space="preserve"> fixed;</w:t>
+      </w:r>
+    </w:p>
+    <w:p>
+      <w:pPr>
+        <w:ind w:left="720"/>
+        <w:rPr>
+          <w:sz w:val="28"/>
+          <w:szCs w:val="28"/>
+        </w:rPr>
+      </w:pPr>
+      <w:r>
+        <w:rPr>
+          <w:sz w:val="28"/>
+          <w:szCs w:val="28"/>
+        </w:rPr>
+        <w:t xml:space="preserve">    background-size: cover;</w:t>
+      </w:r>
+    </w:p>
+    <w:p>
+      <w:pPr>
+        <w:ind w:left="720"/>
+        <w:rPr>
+          <w:sz w:val="28"/>
+          <w:szCs w:val="28"/>
+        </w:rPr>
+      </w:pPr>
+      <w:r>
+        <w:rPr>
+          <w:sz w:val="28"/>
+          <w:szCs w:val="28"/>
+        </w:rPr>
+        <w:t xml:space="preserve">    position: relative;</w:t>
+      </w:r>
+    </w:p>
+    <w:p>
+      <w:pPr>
+        <w:ind w:left="720"/>
+        <w:rPr>
+          <w:sz w:val="28"/>
+          <w:szCs w:val="28"/>
+        </w:rPr>
+      </w:pPr>
+      <w:r>
+        <w:rPr>
+          <w:sz w:val="28"/>
+          <w:szCs w:val="28"/>
+        </w:rPr>
+        <w:t xml:space="preserve">  }</w:t>
+      </w:r>
+    </w:p>
+    <w:p>
+      <w:pPr>
+        <w:ind w:left="720"/>
+        <w:rPr>
+          <w:sz w:val="28"/>
+          <w:szCs w:val="28"/>
+        </w:rPr>
+      </w:pPr>
+      <w:r>
+        <w:rPr>
+          <w:sz w:val="28"/>
+          <w:szCs w:val="28"/>
+        </w:rPr>
+        <w:t xml:space="preserve">  </w:t>
+      </w:r>
+      <w:proofErr w:type="gramStart"/>
+      <w:r>
+        <w:rPr>
+          <w:sz w:val="28"/>
+          <w:szCs w:val="28"/>
+        </w:rPr>
+        <w:t>.container::</w:t>
+      </w:r>
+      <w:proofErr w:type="gramEnd"/>
+      <w:r>
+        <w:rPr>
+          <w:sz w:val="28"/>
+          <w:szCs w:val="28"/>
+        </w:rPr>
+        <w:t>before {</w:t>
+      </w:r>
+    </w:p>
+    <w:p>
+      <w:pPr>
+        <w:ind w:left="720"/>
+        <w:rPr>
+          <w:sz w:val="28"/>
+          <w:szCs w:val="28"/>
+        </w:rPr>
+      </w:pPr>
+      <w:r>
+        <w:rPr>
+          <w:sz w:val="28"/>
+          <w:szCs w:val="28"/>
+        </w:rPr>
+        <w:t xml:space="preserve">    content: "";</w:t>
+      </w:r>
+    </w:p>
+    <w:p>
+      <w:pPr>
+        <w:ind w:left="720"/>
+        <w:rPr>
+          <w:sz w:val="28"/>
+          <w:szCs w:val="28"/>
+        </w:rPr>
+      </w:pPr>
+      <w:r>
+        <w:rPr>
+          <w:sz w:val="28"/>
+          <w:szCs w:val="28"/>
+        </w:rPr>
+        <w:t xml:space="preserve">    display: block;</w:t>
+      </w:r>
+    </w:p>
+    <w:p>
+      <w:pPr>
+        <w:ind w:left="720"/>
+        <w:rPr>
+          <w:sz w:val="28"/>
+          <w:szCs w:val="28"/>
+        </w:rPr>
+      </w:pPr>
+      <w:r>
+        <w:rPr>
+          <w:sz w:val="28"/>
+          <w:szCs w:val="28"/>
+        </w:rPr>
+        <w:t xml:space="preserve">    width: 100%;</w:t>
+      </w:r>
+    </w:p>
+    <w:p>
+      <w:pPr>
+        <w:ind w:left="720"/>
+        <w:rPr>
+          <w:sz w:val="28"/>
+          <w:szCs w:val="28"/>
+        </w:rPr>
+      </w:pPr>
+      <w:r>
+        <w:rPr>
+          <w:sz w:val="28"/>
+          <w:szCs w:val="28"/>
+        </w:rPr>
+        <w:t xml:space="preserve">    height: 100%;</w:t>
+      </w:r>
+    </w:p>
+    <w:p>
+      <w:pPr>
+        <w:ind w:left="720"/>
+        <w:rPr>
+          <w:sz w:val="28"/>
+          <w:szCs w:val="28"/>
+        </w:rPr>
+      </w:pPr>
+      <w:r>
+        <w:rPr>
+          <w:sz w:val="28"/>
+          <w:szCs w:val="28"/>
+        </w:rPr>
+        <w:t xml:space="preserve">    position: absolute;</w:t>
+      </w:r>
+    </w:p>
+    <w:p>
+      <w:pPr>
+        <w:ind w:left="720"/>
+        <w:rPr>
+          <w:sz w:val="28"/>
+          <w:szCs w:val="28"/>
+        </w:rPr>
+      </w:pPr>
+      <w:r>
+        <w:rPr>
+          <w:sz w:val="28"/>
+          <w:szCs w:val="28"/>
+        </w:rPr>
+        <w:t xml:space="preserve">    top: 0;</w:t>
+      </w:r>
+    </w:p>
+    <w:p>
+      <w:pPr>
+        <w:ind w:left="720"/>
+        <w:rPr>
+          <w:sz w:val="28"/>
+          <w:szCs w:val="28"/>
+        </w:rPr>
+      </w:pPr>
+      <w:r>
+        <w:rPr>
+          <w:sz w:val="28"/>
+          <w:szCs w:val="28"/>
+        </w:rPr>
+        <w:t xml:space="preserve">    left: 0;</w:t>
+      </w:r>
+    </w:p>
+    <w:p>
+      <w:pPr>
+        <w:ind w:left="720"/>
+        <w:rPr>
+          <w:sz w:val="28"/>
+          <w:szCs w:val="28"/>
+        </w:rPr>
+      </w:pPr>
+      <w:r>
+        <w:rPr>
+          <w:sz w:val="28"/>
+          <w:szCs w:val="28"/>
+        </w:rPr>
+        <w:t xml:space="preserve">    background: </w:t>
+      </w:r>
+      <w:proofErr w:type="spellStart"/>
+      <w:r>
+        <w:rPr>
+          <w:sz w:val="28"/>
+          <w:szCs w:val="28"/>
+        </w:rPr>
+        <w:t>url</w:t>
+      </w:r>
+      <w:proofErr w:type="spellEnd"/>
+      <w:r>
+        <w:rPr>
+          <w:sz w:val="28"/>
+          <w:szCs w:val="28"/>
+        </w:rPr>
+        <w:t xml:space="preserve">(picture.jpg) no-repeat center </w:t>
+      </w:r>
+      <w:proofErr w:type="spellStart"/>
+      <w:r>
+        <w:rPr>
+          <w:sz w:val="28"/>
+          <w:szCs w:val="28"/>
+        </w:rPr>
+        <w:t>center</w:t>
+      </w:r>
+      <w:proofErr w:type="spellEnd"/>
+      <w:r>
+        <w:rPr>
+          <w:sz w:val="28"/>
+          <w:szCs w:val="28"/>
+        </w:rPr>
+        <w:t>;</w:t>
+      </w:r>
+    </w:p>
+    <w:p>
+      <w:pPr>
+        <w:ind w:left="720"/>
+        <w:rPr>
+          <w:sz w:val="28"/>
+          <w:szCs w:val="28"/>
+        </w:rPr>
+      </w:pPr>
+      <w:r>
+        <w:rPr>
+          <w:sz w:val="28"/>
+          <w:szCs w:val="28"/>
+        </w:rPr>
+        <w:t xml:space="preserve">    background-size: contain;</w:t>
+      </w:r>
+    </w:p>
+    <w:p>
+      <w:pPr>
+        <w:ind w:left="720"/>
+        <w:rPr>
+          <w:sz w:val="28"/>
+          <w:szCs w:val="28"/>
+        </w:rPr>
+      </w:pPr>
+      <w:r>
+        <w:rPr>
+          <w:sz w:val="28"/>
+          <w:szCs w:val="28"/>
+        </w:rPr>
+        <w:t xml:space="preserve">    z-index: 1;</w:t>
+      </w:r>
+    </w:p>
+    <w:p>
+      <w:pPr>
+        <w:ind w:left="720"/>
+        <w:rPr>
+          <w:sz w:val="28"/>
+          <w:szCs w:val="28"/>
+        </w:rPr>
+      </w:pPr>
+      <w:r>
+        <w:rPr>
+          <w:sz w:val="28"/>
+          <w:szCs w:val="28"/>
+        </w:rPr>
+        <w:t xml:space="preserve">  }</w:t>
+      </w:r>
+    </w:p>
+    <w:p>
+      <w:pPr>
+        <w:ind w:left="720"/>
+        <w:rPr>
+          <w:sz w:val="28"/>
+          <w:szCs w:val="28"/>
+        </w:rPr>
+      </w:pPr>
+      <w:r>
+        <w:rPr>
+          <w:sz w:val="28"/>
+          <w:szCs w:val="28"/>
+        </w:rPr>
+        <w:t>&lt;/style&gt;</w:t>
+      </w:r>
+    </w:p>
+    <w:p>
+      <w:pPr>
+        <w:ind w:left="720"/>
+        <w:rPr>
+          <w:sz w:val="28"/>
+          <w:szCs w:val="28"/>
+        </w:rPr>
+      </w:pPr>
+      <w:r>
+        <w:rPr>
+          <w:sz w:val="28"/>
+          <w:szCs w:val="28"/>
+        </w:rPr>
+        <w:t xml:space="preserve">This sets the container element's background image to </w:t>
+      </w:r>
+      <w:r>
+        <w:rPr>
+          <w:b/>
+          <w:bCs/>
+          <w:sz w:val="28"/>
+          <w:szCs w:val="28"/>
+        </w:rPr>
+        <w:t>background.jpg</w:t>
+      </w:r>
+      <w:r>
+        <w:rPr>
+          <w:sz w:val="28"/>
+          <w:szCs w:val="28"/>
+        </w:rPr>
+        <w:t xml:space="preserve"> and positions it using CSS. The picture is inserted using a CSS pseudo-</w:t>
+      </w:r>
+      <w:proofErr w:type="gramStart"/>
+      <w:r>
+        <w:rPr>
+          <w:sz w:val="28"/>
+          <w:szCs w:val="28"/>
+        </w:rPr>
+        <w:t xml:space="preserve">element </w:t>
+      </w:r>
+      <w:r>
+        <w:rPr>
+          <w:b/>
+          <w:bCs/>
+          <w:sz w:val="28"/>
+          <w:szCs w:val="28"/>
+        </w:rPr>
+        <w:t>::before</w:t>
+      </w:r>
+      <w:proofErr w:type="gramEnd"/>
+      <w:r>
+        <w:rPr>
+          <w:sz w:val="28"/>
+          <w:szCs w:val="28"/>
+        </w:rPr>
+        <w:t xml:space="preserve"> and positioned in the center of the container using CSS. The </w:t>
+      </w:r>
+      <w:r>
+        <w:rPr>
+          <w:b/>
+          <w:bCs/>
+          <w:sz w:val="28"/>
+          <w:szCs w:val="28"/>
+        </w:rPr>
+        <w:t>background-size</w:t>
+      </w:r>
+      <w:r>
+        <w:rPr>
+          <w:sz w:val="28"/>
+          <w:szCs w:val="28"/>
+        </w:rPr>
+        <w:t xml:space="preserve"> property is used to control the size of the background image and the picture.</w:t>
+      </w:r>
+    </w:p>
+    <w:p>
+      <w:pPr>
+        <w:ind w:left="720"/>
+        <w:rPr>
+          <w:sz w:val="28"/>
+          <w:szCs w:val="28"/>
+        </w:rPr>
+      </w:pPr>
+    </w:p>
+    <w:p>
+      <w:pPr>
+        <w:rPr>
+          <w:sz w:val="28"/>
+          <w:szCs w:val="28"/>
+        </w:rPr>
+      </w:pPr>
+      <w:r>
+        <w:rPr>
+          <w:b/>
+          <w:bCs/>
+          <w:sz w:val="32"/>
+          <w:szCs w:val="32"/>
+        </w:rPr>
+        <w:t xml:space="preserve">16). </w:t>
+      </w:r>
+      <w:r>
+        <w:rPr>
+          <w:b/>
+          <w:bCs/>
+          <w:sz w:val="32"/>
+          <w:szCs w:val="32"/>
+        </w:rPr>
+        <w:t>How are active links different from normal links?</w:t>
       </w:r>
     </w:p>
     <w:p>
@@ -1750,22 +3765,200 @@
           <w:sz w:val="28"/>
           <w:szCs w:val="28"/>
         </w:rPr>
-        <w:t>In HTML, block-level elements and inline elements are two different types of elements, each with their own behavior and purpose.</w:t>
-      </w:r>
-    </w:p>
-    <w:p>
-      <w:pPr>
-        <w:rPr>
-          <w:sz w:val="28"/>
-          <w:szCs w:val="28"/>
-        </w:rPr>
-      </w:pPr>
-      <w:r>
-        <w:rPr>
-          <w:sz w:val="28"/>
-          <w:szCs w:val="28"/>
-        </w:rPr>
-        <w:t>Block-level elements are elements that take up the full width available to them and create a new line after the element. They are used to create larger sections of content on a web page, such as paragraphs, headings, lists, and divisions. Some examples of block-level elements include &lt;div&gt;, &lt;p&gt;, &lt;h1&gt;-&lt;h6&gt;, &lt;</w:t>
+        <w:t>Active links and normal links are not different types of links, but rather different states that a link can have.</w:t>
+      </w:r>
+    </w:p>
+    <w:p>
+      <w:pPr>
+        <w:rPr>
+          <w:sz w:val="28"/>
+          <w:szCs w:val="28"/>
+        </w:rPr>
+      </w:pPr>
+      <w:r>
+        <w:rPr>
+          <w:sz w:val="28"/>
+          <w:szCs w:val="28"/>
+        </w:rPr>
+        <w:lastRenderedPageBreak/>
+        <w:t>A normal link, also known as an unvisited link, is a hyperlink that has not been clicked by the user yet. By default, a normal link appears as underlined blue text on a web page. When a user hovers their mouse over a normal link, the color and style may change to indicate that it is clickable.</w:t>
+      </w:r>
+    </w:p>
+    <w:p>
+      <w:pPr>
+        <w:rPr>
+          <w:sz w:val="28"/>
+          <w:szCs w:val="28"/>
+        </w:rPr>
+      </w:pPr>
+    </w:p>
+    <w:p>
+      <w:pPr>
+        <w:rPr>
+          <w:sz w:val="28"/>
+          <w:szCs w:val="28"/>
+        </w:rPr>
+      </w:pPr>
+      <w:r>
+        <w:rPr>
+          <w:sz w:val="28"/>
+          <w:szCs w:val="28"/>
+        </w:rPr>
+        <w:t>An active link, on the other hand, is a hyperlink that has been clicked by the user and is currently being accessed. By default, an active link appears as underlined red text on a web page. This style can be modified using CSS to better match the design of the website.</w:t>
+      </w:r>
+    </w:p>
+    <w:p>
+      <w:pPr>
+        <w:rPr>
+          <w:sz w:val="28"/>
+          <w:szCs w:val="28"/>
+        </w:rPr>
+      </w:pPr>
+      <w:r>
+        <w:rPr>
+          <w:sz w:val="28"/>
+          <w:szCs w:val="28"/>
+        </w:rPr>
+        <w:t>In addition to normal and active links, there are also visited links and hover links. Visited links are hyperlinks that have been clicked by the user in the past and are typically displayed in a different color to indicate that they have already been visited. Hover links are hyperlinks that change their appearance when the user hovers their mouse over them, usually by changing color or style.</w:t>
+      </w:r>
+    </w:p>
+    <w:p>
+      <w:pPr>
+        <w:rPr>
+          <w:sz w:val="28"/>
+          <w:szCs w:val="28"/>
+        </w:rPr>
+      </w:pPr>
+      <w:r>
+        <w:rPr>
+          <w:sz w:val="28"/>
+          <w:szCs w:val="28"/>
+        </w:rPr>
+        <w:t>Overall, the difference between normal and active links is that normal links are clickable hyperlinks that have not been clicked yet, while active links are hyperlinks that have been clicked and are currently being accessed.</w:t>
+      </w:r>
+    </w:p>
+    <w:p>
+      <w:pPr>
+        <w:rPr>
+          <w:sz w:val="28"/>
+          <w:szCs w:val="28"/>
+        </w:rPr>
+      </w:pPr>
+    </w:p>
+    <w:p>
+      <w:pPr>
+        <w:rPr>
+          <w:sz w:val="28"/>
+          <w:szCs w:val="28"/>
+        </w:rPr>
+      </w:pPr>
+      <w:r>
+        <w:rPr>
+          <w:b/>
+          <w:bCs/>
+          <w:sz w:val="32"/>
+          <w:szCs w:val="32"/>
+        </w:rPr>
+        <w:t xml:space="preserve">17). </w:t>
+      </w:r>
+      <w:r>
+        <w:rPr>
+          <w:b/>
+          <w:bCs/>
+          <w:sz w:val="32"/>
+          <w:szCs w:val="32"/>
+        </w:rPr>
+        <w:t>What are the different tags to separate sections of text?</w:t>
+      </w:r>
+    </w:p>
+    <w:p>
+      <w:pPr>
+        <w:rPr>
+          <w:sz w:val="28"/>
+          <w:szCs w:val="28"/>
+        </w:rPr>
+      </w:pPr>
+      <w:r>
+        <w:rPr>
+          <w:b/>
+          <w:bCs/>
+          <w:sz w:val="32"/>
+          <w:szCs w:val="32"/>
+        </w:rPr>
+        <w:t>Ans.</w:t>
+      </w:r>
+      <w:r>
+        <w:rPr>
+          <w:b/>
+          <w:bCs/>
+          <w:sz w:val="32"/>
+          <w:szCs w:val="32"/>
+        </w:rPr>
+        <w:t xml:space="preserve"> </w:t>
+      </w:r>
+      <w:r>
+        <w:rPr>
+          <w:sz w:val="28"/>
+          <w:szCs w:val="28"/>
+        </w:rPr>
+        <w:t>There are several different types of tags that can be used to separate sections of text, depending on the context and purpose. Here are some common examples:</w:t>
+      </w:r>
+    </w:p>
+    <w:p>
+      <w:pPr>
+        <w:numPr>
+          <w:ilvl w:val="0"/>
+          <w:numId w:val="5"/>
+        </w:numPr>
+        <w:rPr>
+          <w:sz w:val="28"/>
+          <w:szCs w:val="28"/>
+        </w:rPr>
+      </w:pPr>
+      <w:r>
+        <w:rPr>
+          <w:sz w:val="28"/>
+          <w:szCs w:val="28"/>
+        </w:rPr>
+        <w:t>Headings: These are tags that indicate the title or heading of a section. In HTML, the &lt;h1&gt; to &lt;h6&gt; tags are used for this purpose, with &lt;h1&gt; being the largest and most important heading.</w:t>
+      </w:r>
+    </w:p>
+    <w:p>
+      <w:pPr>
+        <w:numPr>
+          <w:ilvl w:val="0"/>
+          <w:numId w:val="5"/>
+        </w:numPr>
+        <w:rPr>
+          <w:sz w:val="28"/>
+          <w:szCs w:val="28"/>
+        </w:rPr>
+      </w:pPr>
+      <w:r>
+        <w:rPr>
+          <w:sz w:val="28"/>
+          <w:szCs w:val="28"/>
+        </w:rPr>
+        <w:t>Paragraphs: This tag is used to separate a block of text into distinct paragraphs. In HTML, the &lt;p&gt; tag is used for this purpose.</w:t>
+      </w:r>
+    </w:p>
+    <w:p>
+      <w:pPr>
+        <w:numPr>
+          <w:ilvl w:val="0"/>
+          <w:numId w:val="5"/>
+        </w:numPr>
+        <w:rPr>
+          <w:sz w:val="28"/>
+          <w:szCs w:val="28"/>
+        </w:rPr>
+      </w:pPr>
+      <w:r>
+        <w:rPr>
+          <w:sz w:val="28"/>
+          <w:szCs w:val="28"/>
+        </w:rPr>
+        <w:t>Lists: There are two main types of lists: ordered and unordered. An unordered list is a bulleted list, while an ordered list is a numbered list. In HTML, the &lt;</w:t>
       </w:r>
       <w:proofErr w:type="spellStart"/>
       <w:r>
@@ -1781,7 +3974,7 @@
           <w:sz w:val="28"/>
           <w:szCs w:val="28"/>
         </w:rPr>
-        <w:t>&gt;, &lt;</w:t>
+        <w:t>&gt; and &lt;</w:t>
       </w:r>
       <w:proofErr w:type="spellStart"/>
       <w:r>
@@ -1797,22 +3990,158 @@
           <w:sz w:val="28"/>
           <w:szCs w:val="28"/>
         </w:rPr>
-        <w:t>&gt;, and &lt;table&gt;. Block-level elements can contain other block-level elements or inline elements.</w:t>
-      </w:r>
-    </w:p>
-    <w:p>
-      <w:pPr>
-        <w:rPr>
-          <w:sz w:val="28"/>
-          <w:szCs w:val="28"/>
-        </w:rPr>
-      </w:pPr>
-      <w:r>
-        <w:rPr>
-          <w:sz w:val="28"/>
-          <w:szCs w:val="28"/>
-        </w:rPr>
-        <w:t>Inline elements, on the other hand, are elements that only take up as much width as necessary to display their content and do not create a new line after the element. They are typically used to apply formatting or styles to smaller portions of content, such as individual words or phrases. Some examples of inline elements include &lt;span&gt;, &lt;a&gt;, &lt;strong&gt;, &lt;</w:t>
+        <w:t>&gt; tags are used for unordered and ordered lists respectively.</w:t>
+      </w:r>
+    </w:p>
+    <w:p>
+      <w:pPr>
+        <w:numPr>
+          <w:ilvl w:val="0"/>
+          <w:numId w:val="5"/>
+        </w:numPr>
+        <w:rPr>
+          <w:sz w:val="28"/>
+          <w:szCs w:val="28"/>
+        </w:rPr>
+      </w:pPr>
+      <w:r>
+        <w:rPr>
+          <w:sz w:val="28"/>
+          <w:szCs w:val="28"/>
+        </w:rPr>
+        <w:lastRenderedPageBreak/>
+        <w:t>Quotes: When you want to include a quote from someone else in your text, you can use a blockquote tag. In HTML, the &lt;blockquote&gt; tag is used to indicate a quote.</w:t>
+      </w:r>
+    </w:p>
+    <w:p>
+      <w:pPr>
+        <w:numPr>
+          <w:ilvl w:val="0"/>
+          <w:numId w:val="5"/>
+        </w:numPr>
+        <w:rPr>
+          <w:sz w:val="28"/>
+          <w:szCs w:val="28"/>
+        </w:rPr>
+      </w:pPr>
+      <w:r>
+        <w:rPr>
+          <w:sz w:val="28"/>
+          <w:szCs w:val="28"/>
+        </w:rPr>
+        <w:t>Divisions: When you want to divide your text into distinct sections or columns, you can use the &lt;div&gt; tag. This is a generic container tag that can be used for a variety of purposes.</w:t>
+      </w:r>
+    </w:p>
+    <w:p>
+      <w:pPr>
+        <w:rPr>
+          <w:sz w:val="28"/>
+          <w:szCs w:val="28"/>
+        </w:rPr>
+      </w:pPr>
+      <w:r>
+        <w:rPr>
+          <w:sz w:val="28"/>
+          <w:szCs w:val="28"/>
+        </w:rPr>
+        <w:t>There are many other tags that can be used to separate sections of text, depending on the context and purpose of the document.</w:t>
+      </w:r>
+    </w:p>
+    <w:p>
+      <w:pPr>
+        <w:rPr>
+          <w:sz w:val="28"/>
+          <w:szCs w:val="28"/>
+        </w:rPr>
+      </w:pPr>
+    </w:p>
+    <w:p>
+      <w:pPr>
+        <w:rPr>
+          <w:sz w:val="28"/>
+          <w:szCs w:val="28"/>
+        </w:rPr>
+      </w:pPr>
+      <w:r>
+        <w:rPr>
+          <w:b/>
+          <w:bCs/>
+          <w:sz w:val="32"/>
+          <w:szCs w:val="32"/>
+        </w:rPr>
+        <w:t xml:space="preserve">18). </w:t>
+      </w:r>
+      <w:r>
+        <w:rPr>
+          <w:b/>
+          <w:bCs/>
+          <w:sz w:val="32"/>
+          <w:szCs w:val="32"/>
+        </w:rPr>
+        <w:t>What is SVG?</w:t>
+      </w:r>
+    </w:p>
+    <w:p>
+      <w:pPr>
+        <w:rPr>
+          <w:sz w:val="28"/>
+          <w:szCs w:val="28"/>
+        </w:rPr>
+      </w:pPr>
+      <w:r>
+        <w:rPr>
+          <w:b/>
+          <w:bCs/>
+          <w:sz w:val="32"/>
+          <w:szCs w:val="32"/>
+        </w:rPr>
+        <w:t>Ans.</w:t>
+      </w:r>
+      <w:r>
+        <w:rPr>
+          <w:b/>
+          <w:bCs/>
+          <w:sz w:val="32"/>
+          <w:szCs w:val="32"/>
+        </w:rPr>
+        <w:t xml:space="preserve"> </w:t>
+      </w:r>
+      <w:r>
+        <w:rPr>
+          <w:sz w:val="28"/>
+          <w:szCs w:val="28"/>
+        </w:rPr>
+        <w:t>SVG stands for Scalable Vector Graphics. It is an XML-based vector image format that is used to create and display graphics and images on the web. Unlike bitmap images, which are made up of a grid of pixels that can become pixelated when enlarged, SVG images are resolution-independent and can be scaled without loss of quality.</w:t>
+      </w:r>
+    </w:p>
+    <w:p>
+      <w:pPr>
+        <w:rPr>
+          <w:sz w:val="28"/>
+          <w:szCs w:val="28"/>
+        </w:rPr>
+      </w:pPr>
+      <w:r>
+        <w:rPr>
+          <w:sz w:val="28"/>
+          <w:szCs w:val="28"/>
+        </w:rPr>
+        <w:t>SVG images are created using vector graphics software, such as Adobe Illustrator or Inkscape, and can be edited and manipulated using text editors or specialized software. SVG images can be created with a wide range of shapes, colors, gradients, and effects, and can be animated using CSS or JavaScript.</w:t>
+      </w:r>
+    </w:p>
+    <w:p>
+      <w:pPr>
+        <w:rPr>
+          <w:sz w:val="28"/>
+          <w:szCs w:val="28"/>
+        </w:rPr>
+      </w:pPr>
+      <w:r>
+        <w:rPr>
+          <w:sz w:val="28"/>
+          <w:szCs w:val="28"/>
+        </w:rPr>
+        <w:t>SVG images can be used in a variety of contexts, including logos, icons, maps, charts, diagrams, and illustrations. They can be embedded directly in HTML code using the &lt;</w:t>
       </w:r>
       <w:proofErr w:type="spellStart"/>
       <w:r>
@@ -1820,7 +4149,7 @@
           <w:sz w:val="28"/>
           <w:szCs w:val="28"/>
         </w:rPr>
-        <w:t>em</w:t>
+        <w:t>svg</w:t>
       </w:r>
       <w:proofErr w:type="spellEnd"/>
       <w:r>
@@ -1828,7 +4157,7 @@
           <w:sz w:val="28"/>
           <w:szCs w:val="28"/>
         </w:rPr>
-        <w:t>&gt;, &lt;</w:t>
+        <w:t>&gt; tag, or referenced externally using the &lt;</w:t>
       </w:r>
       <w:proofErr w:type="spellStart"/>
       <w:r>
@@ -1844,186 +4173,238 @@
           <w:sz w:val="28"/>
           <w:szCs w:val="28"/>
         </w:rPr>
-        <w:t>&gt;, and &lt;input&gt;. Inline elements can only contain other inline elements or text.</w:t>
-      </w:r>
-    </w:p>
-    <w:p>
-      <w:pPr>
-        <w:rPr>
-          <w:sz w:val="28"/>
-          <w:szCs w:val="28"/>
-        </w:rPr>
-      </w:pPr>
-      <w:r>
-        <w:rPr>
-          <w:sz w:val="28"/>
-          <w:szCs w:val="28"/>
-        </w:rPr>
-        <w:t>In summary, block-level elements are used to create larger sections of content on a web page, while inline elements are used to apply formatting or styles to smaller portions of content. Block-level elements take up the full width available to them and create a new line after the element, while inline elements only take up as much width as necessary and stay on the same line as the content around them.</w:t>
-      </w:r>
-    </w:p>
-    <w:p>
-      <w:pPr>
-        <w:rPr>
-          <w:sz w:val="28"/>
-          <w:szCs w:val="28"/>
-        </w:rPr>
-      </w:pPr>
-    </w:p>
-    <w:p>
-      <w:pPr>
-        <w:rPr>
-          <w:b/>
-          <w:bCs/>
-          <w:sz w:val="32"/>
-          <w:szCs w:val="32"/>
-        </w:rPr>
-      </w:pPr>
-      <w:r>
-        <w:rPr>
-          <w:b/>
-          <w:bCs/>
-          <w:sz w:val="32"/>
-          <w:szCs w:val="32"/>
+        <w:t>&gt; tag.</w:t>
+      </w:r>
+    </w:p>
+    <w:p>
+      <w:pPr>
+        <w:rPr>
+          <w:sz w:val="28"/>
+          <w:szCs w:val="28"/>
+        </w:rPr>
+      </w:pPr>
+      <w:r>
+        <w:rPr>
+          <w:sz w:val="28"/>
+          <w:szCs w:val="28"/>
+        </w:rPr>
+        <w:t>One of the main advantages of SVG is its scalability, which makes it ideal for use in responsive web design. Because SVG images can be scaled without loss of quality, they can be used to create graphics and images that adapt to different screen sizes and resolutions, ensuring that they look sharp and clear on all devices.</w:t>
+      </w:r>
+    </w:p>
+    <w:p>
+      <w:pPr>
+        <w:rPr>
+          <w:sz w:val="28"/>
+          <w:szCs w:val="28"/>
+        </w:rPr>
+      </w:pPr>
+    </w:p>
+    <w:p>
+      <w:pPr>
+        <w:rPr>
+          <w:sz w:val="28"/>
+          <w:szCs w:val="28"/>
+        </w:rPr>
+      </w:pPr>
+      <w:r>
+        <w:rPr>
+          <w:b/>
+          <w:bCs/>
+          <w:sz w:val="32"/>
+          <w:szCs w:val="32"/>
+        </w:rPr>
+        <w:t xml:space="preserve">19). </w:t>
+      </w:r>
+      <w:r>
+        <w:rPr>
+          <w:b/>
+          <w:bCs/>
+          <w:sz w:val="32"/>
+          <w:szCs w:val="32"/>
+        </w:rPr>
+        <w:t>What is difference between HTML and XHTML?</w:t>
+      </w:r>
+    </w:p>
+    <w:p>
+      <w:pPr>
+        <w:rPr>
+          <w:sz w:val="28"/>
+          <w:szCs w:val="28"/>
+        </w:rPr>
+      </w:pPr>
+      <w:r>
+        <w:rPr>
+          <w:b/>
+          <w:bCs/>
+          <w:sz w:val="32"/>
+          <w:szCs w:val="32"/>
+        </w:rPr>
+        <w:t xml:space="preserve">Ans. </w:t>
+      </w:r>
+      <w:r>
+        <w:rPr>
+          <w:sz w:val="28"/>
+          <w:szCs w:val="28"/>
+        </w:rPr>
+        <w:t>HTML (Hypertext Markup Language) and XHTML (Extensible Hypertext Markup Language) are both markup languages used to create web pages. However, there are some key differences between the two:</w:t>
+      </w:r>
+    </w:p>
+    <w:p>
+      <w:pPr>
+        <w:numPr>
+          <w:ilvl w:val="0"/>
+          <w:numId w:val="6"/>
+        </w:numPr>
+        <w:rPr>
+          <w:sz w:val="28"/>
+          <w:szCs w:val="28"/>
+        </w:rPr>
+      </w:pPr>
+      <w:r>
+        <w:rPr>
+          <w:sz w:val="28"/>
+          <w:szCs w:val="28"/>
         </w:rPr>
         <w:lastRenderedPageBreak/>
-        <w:t xml:space="preserve">12). </w:t>
-      </w:r>
-      <w:r>
-        <w:rPr>
-          <w:b/>
-          <w:bCs/>
-          <w:sz w:val="32"/>
-          <w:szCs w:val="32"/>
-        </w:rPr>
-        <w:t>How to create a Hyperlink in HTML?</w:t>
-      </w:r>
-    </w:p>
-    <w:p>
-      <w:pPr>
-        <w:rPr>
-          <w:b/>
-          <w:bCs/>
-          <w:sz w:val="32"/>
-          <w:szCs w:val="32"/>
-        </w:rPr>
-      </w:pPr>
-      <w:r>
-        <w:rPr>
-          <w:b/>
-          <w:bCs/>
-          <w:sz w:val="32"/>
-          <w:szCs w:val="32"/>
-        </w:rPr>
-        <w:t>Ans.</w:t>
-      </w:r>
-      <w:r>
-        <w:rPr>
-          <w:b/>
-          <w:bCs/>
-          <w:sz w:val="32"/>
-          <w:szCs w:val="32"/>
-        </w:rPr>
-        <w:t xml:space="preserve"> </w:t>
-      </w:r>
-      <w:r>
-        <w:rPr>
-          <w:sz w:val="28"/>
-          <w:szCs w:val="28"/>
-        </w:rPr>
-        <w:t>H</w:t>
-      </w:r>
-      <w:r>
-        <w:rPr>
-          <w:sz w:val="28"/>
-          <w:szCs w:val="28"/>
-        </w:rPr>
-        <w:t xml:space="preserve">yperlink can </w:t>
-      </w:r>
-      <w:r>
-        <w:rPr>
-          <w:sz w:val="28"/>
-          <w:szCs w:val="28"/>
-        </w:rPr>
-        <w:t xml:space="preserve">be created using </w:t>
-      </w:r>
-      <w:r>
-        <w:rPr>
-          <w:sz w:val="28"/>
-          <w:szCs w:val="28"/>
-        </w:rPr>
-        <w:t>the &lt;a&gt; tag</w:t>
-      </w:r>
-      <w:r>
-        <w:rPr>
-          <w:sz w:val="28"/>
-          <w:szCs w:val="28"/>
-        </w:rPr>
-        <w:t xml:space="preserve"> in HTML</w:t>
-      </w:r>
-      <w:r>
-        <w:rPr>
-          <w:sz w:val="28"/>
-          <w:szCs w:val="28"/>
-        </w:rPr>
-        <w:t>, which stands for "anchor".</w:t>
-      </w:r>
-    </w:p>
-    <w:p>
-      <w:pPr>
-        <w:rPr>
-          <w:b/>
-          <w:bCs/>
-          <w:sz w:val="32"/>
-          <w:szCs w:val="32"/>
-        </w:rPr>
-      </w:pPr>
-      <w:r>
-        <w:rPr>
-          <w:b/>
-          <w:bCs/>
-          <w:sz w:val="32"/>
-          <w:szCs w:val="32"/>
-        </w:rPr>
-        <w:t>13).</w:t>
-      </w:r>
-      <w:r>
-        <w:rPr>
-          <w:b/>
-          <w:bCs/>
-          <w:sz w:val="32"/>
-          <w:szCs w:val="32"/>
-        </w:rPr>
-        <w:t xml:space="preserve"> </w:t>
-      </w:r>
-      <w:r>
-        <w:rPr>
-          <w:b/>
-          <w:bCs/>
-          <w:sz w:val="32"/>
-          <w:szCs w:val="32"/>
-        </w:rPr>
-        <w:t xml:space="preserve">What is the use of an </w:t>
+        <w:t>Syntax: HTML and XHTML have different syntax. HTML is based on SGML (Standard Generalized Markup Language) and has a looser syntax that allows for unclosed tags and other errors. XHTML, on the other hand, is based on XML (Extensible Markup Language) and has a stricter syntax that requires all tags to be properly closed and nested.</w:t>
+      </w:r>
+    </w:p>
+    <w:p>
+      <w:pPr>
+        <w:numPr>
+          <w:ilvl w:val="0"/>
+          <w:numId w:val="6"/>
+        </w:numPr>
+        <w:rPr>
+          <w:sz w:val="28"/>
+          <w:szCs w:val="28"/>
+        </w:rPr>
+      </w:pPr>
+      <w:r>
+        <w:rPr>
+          <w:sz w:val="28"/>
+          <w:szCs w:val="28"/>
+        </w:rPr>
+        <w:t>Parsing: Because XHTML has a stricter syntax, it is more easily parsed by machines and is more consistent across different browsers and devices. HTML, on the other hand, can be more difficult to parse, which can lead to inconsistencies in how it is displayed on different devices.</w:t>
+      </w:r>
+    </w:p>
+    <w:p>
+      <w:pPr>
+        <w:numPr>
+          <w:ilvl w:val="0"/>
+          <w:numId w:val="6"/>
+        </w:numPr>
+        <w:rPr>
+          <w:sz w:val="28"/>
+          <w:szCs w:val="28"/>
+        </w:rPr>
+      </w:pPr>
+      <w:r>
+        <w:rPr>
+          <w:sz w:val="28"/>
+          <w:szCs w:val="28"/>
+        </w:rPr>
+        <w:t>Error handling: XHTML requires that all markup be well-formed and valid, which means that any errors in the markup will cause the page to fail to display. HTML, on the other hand, is more forgiving of errors and will often display the page despite errors in the markup.</w:t>
+      </w:r>
+    </w:p>
+    <w:p>
+      <w:pPr>
+        <w:numPr>
+          <w:ilvl w:val="0"/>
+          <w:numId w:val="6"/>
+        </w:numPr>
+        <w:rPr>
+          <w:sz w:val="28"/>
+          <w:szCs w:val="28"/>
+        </w:rPr>
+      </w:pPr>
+      <w:r>
+        <w:rPr>
+          <w:sz w:val="28"/>
+          <w:szCs w:val="28"/>
+        </w:rPr>
+        <w:t>MIME type: HTML is served with a MIME type of "text/html", while XHTML is served with a MIME type of "application/</w:t>
       </w:r>
       <w:proofErr w:type="spellStart"/>
       <w:r>
         <w:rPr>
-          <w:b/>
-          <w:bCs/>
-          <w:sz w:val="32"/>
-          <w:szCs w:val="32"/>
-        </w:rPr>
-        <w:t>iframe</w:t>
+          <w:sz w:val="28"/>
+          <w:szCs w:val="28"/>
+        </w:rPr>
+        <w:t>xhtml+xml</w:t>
       </w:r>
       <w:proofErr w:type="spellEnd"/>
       <w:r>
         <w:rPr>
-          <w:b/>
-          <w:bCs/>
-          <w:sz w:val="32"/>
-          <w:szCs w:val="32"/>
-        </w:rPr>
-        <w:t xml:space="preserve"> tag?</w:t>
+          <w:sz w:val="28"/>
+          <w:szCs w:val="28"/>
+        </w:rPr>
+        <w:t>". This means that XHTML requires a browser that can handle XML, which can limit its compatibility with older browsers and devices.</w:t>
+      </w:r>
+    </w:p>
+    <w:p>
+      <w:pPr>
+        <w:rPr>
+          <w:sz w:val="28"/>
+          <w:szCs w:val="28"/>
+        </w:rPr>
+      </w:pPr>
+      <w:r>
+        <w:rPr>
+          <w:sz w:val="28"/>
+          <w:szCs w:val="28"/>
+        </w:rPr>
+        <w:t xml:space="preserve">Overall, XHTML is a </w:t>
+      </w:r>
+      <w:proofErr w:type="gramStart"/>
+      <w:r>
+        <w:rPr>
+          <w:sz w:val="28"/>
+          <w:szCs w:val="28"/>
+        </w:rPr>
+        <w:t>more strict and consistent</w:t>
+      </w:r>
+      <w:proofErr w:type="gramEnd"/>
+      <w:r>
+        <w:rPr>
+          <w:sz w:val="28"/>
+          <w:szCs w:val="28"/>
+        </w:rPr>
+        <w:t xml:space="preserve"> version of HTML that is better suited to machine parsing and modern web development practices. However, HTML is still widely used and has a more forgiving syntax that can make it easier to work with for some developers.</w:t>
+      </w:r>
+    </w:p>
+    <w:p>
+      <w:pPr>
+        <w:rPr>
+          <w:sz w:val="28"/>
+          <w:szCs w:val="28"/>
+        </w:rPr>
+      </w:pPr>
+    </w:p>
+    <w:p>
+      <w:pPr>
+        <w:rPr>
+          <w:sz w:val="28"/>
+          <w:szCs w:val="28"/>
+        </w:rPr>
+      </w:pPr>
+      <w:r>
+        <w:rPr>
+          <w:b/>
+          <w:bCs/>
+          <w:sz w:val="32"/>
+          <w:szCs w:val="32"/>
+        </w:rPr>
+        <w:t xml:space="preserve">20). </w:t>
+      </w:r>
+      <w:r>
+        <w:rPr>
+          <w:b/>
+          <w:bCs/>
+          <w:sz w:val="32"/>
+          <w:szCs w:val="32"/>
+        </w:rPr>
+        <w:t>What are logical and physical tags in HTML?</w:t>
       </w:r>
     </w:p>
     <w:p>
@@ -2047,7 +4428,53 @@
           <w:sz w:val="28"/>
           <w:szCs w:val="28"/>
         </w:rPr>
-        <w:t>The &lt;</w:t>
+        <w:t>In HTML, there are two types of tags: logical and physical tags.</w:t>
+      </w:r>
+    </w:p>
+    <w:p>
+      <w:pPr>
+        <w:numPr>
+          <w:ilvl w:val="0"/>
+          <w:numId w:val="7"/>
+        </w:numPr>
+        <w:rPr>
+          <w:sz w:val="28"/>
+          <w:szCs w:val="28"/>
+        </w:rPr>
+      </w:pPr>
+      <w:r>
+        <w:rPr>
+          <w:sz w:val="28"/>
+          <w:szCs w:val="28"/>
+        </w:rPr>
+        <w:t>Logical tags: Logical tags, also known as semantic tags, are used to describe the meaning and structure of content on a web page. These tags are used to indicate the purpose or function of the content, rather than its appearance. Examples of logical tags include &lt;header&gt;, &lt;nav&gt;, &lt;main&gt;, &lt;article&gt;, &lt;section&gt;, &lt;aside&gt;, and &lt;footer&gt;.</w:t>
+      </w:r>
+    </w:p>
+    <w:p>
+      <w:pPr>
+        <w:numPr>
+          <w:ilvl w:val="0"/>
+          <w:numId w:val="7"/>
+        </w:numPr>
+        <w:rPr>
+          <w:sz w:val="28"/>
+          <w:szCs w:val="28"/>
+        </w:rPr>
+      </w:pPr>
+      <w:r>
+        <w:rPr>
+          <w:sz w:val="28"/>
+          <w:szCs w:val="28"/>
+        </w:rPr>
+        <w:t xml:space="preserve">Physical tags: Physical tags, also known as presentational tags, are used to define the appearance or style of content on a web page. These tags are used to specify the visual properties of the content, such as its font, </w:t>
+      </w:r>
+      <w:r>
+        <w:rPr>
+          <w:sz w:val="28"/>
+          <w:szCs w:val="28"/>
+        </w:rPr>
+        <w:lastRenderedPageBreak/>
+        <w:t>color, and layout. Examples of physical tags include &lt;font&gt;, &lt;b&gt;, &lt;</w:t>
       </w:r>
       <w:proofErr w:type="spellStart"/>
       <w:r>
@@ -2055,7 +4482,7 @@
           <w:sz w:val="28"/>
           <w:szCs w:val="28"/>
         </w:rPr>
-        <w:t>iframe</w:t>
+        <w:t>i</w:t>
       </w:r>
       <w:proofErr w:type="spellEnd"/>
       <w:r>
@@ -2063,203 +4490,61 @@
           <w:sz w:val="28"/>
           <w:szCs w:val="28"/>
         </w:rPr>
-        <w:t>&gt; tag in HTML is used to embed another web page or document within the current HTML document. It stands for "inline frame" and is often used to display content from a different domain or source within the current web page.</w:t>
-      </w:r>
-    </w:p>
-    <w:p>
-      <w:pPr>
-        <w:rPr>
-          <w:sz w:val="28"/>
-          <w:szCs w:val="28"/>
-        </w:rPr>
-      </w:pPr>
-    </w:p>
-    <w:p>
-      <w:pPr>
-        <w:rPr>
-          <w:b/>
-          <w:bCs/>
-          <w:sz w:val="32"/>
-          <w:szCs w:val="32"/>
-        </w:rPr>
-      </w:pPr>
-      <w:r>
-        <w:rPr>
-          <w:b/>
-          <w:bCs/>
-          <w:sz w:val="32"/>
-          <w:szCs w:val="32"/>
-        </w:rPr>
-        <w:t xml:space="preserve">14). </w:t>
-      </w:r>
-      <w:r>
-        <w:rPr>
-          <w:b/>
-          <w:bCs/>
-          <w:sz w:val="32"/>
-          <w:szCs w:val="32"/>
-        </w:rPr>
-        <w:t>What is the use of a span tag? Explain with example?</w:t>
-      </w:r>
-    </w:p>
-    <w:p>
-      <w:pPr>
-        <w:rPr>
-          <w:sz w:val="28"/>
-          <w:szCs w:val="28"/>
-        </w:rPr>
-      </w:pPr>
-      <w:r>
-        <w:rPr>
-          <w:b/>
-          <w:bCs/>
-          <w:sz w:val="32"/>
-          <w:szCs w:val="32"/>
-        </w:rPr>
-        <w:t xml:space="preserve">Ans. </w:t>
-      </w:r>
-      <w:r>
-        <w:rPr>
-          <w:sz w:val="28"/>
-          <w:szCs w:val="28"/>
-        </w:rPr>
-        <w:t>T</w:t>
-      </w:r>
-      <w:r>
-        <w:rPr>
-          <w:sz w:val="28"/>
-          <w:szCs w:val="28"/>
-        </w:rPr>
-        <w:t>he &lt;span&gt; tag is a useful tool for grouping and organizing text within a web page, and for applying styles or other attributes to specific groups of text.</w:t>
-      </w:r>
-    </w:p>
-    <w:p>
-      <w:pPr>
-        <w:rPr>
-          <w:b/>
-          <w:bCs/>
-          <w:sz w:val="28"/>
-          <w:szCs w:val="28"/>
-        </w:rPr>
-      </w:pPr>
-      <w:r>
-        <w:rPr>
-          <w:b/>
-          <w:bCs/>
-          <w:sz w:val="28"/>
-          <w:szCs w:val="28"/>
-        </w:rPr>
-        <w:t xml:space="preserve">Example: </w:t>
-      </w:r>
-      <w:r>
-        <w:rPr>
-          <w:b/>
-          <w:bCs/>
-          <w:sz w:val="28"/>
-          <w:szCs w:val="28"/>
-        </w:rPr>
-        <w:t>&lt;p&gt;This is some &lt;span style="color: red;"&gt;red text&lt;/span&gt;.&lt;/p&gt;</w:t>
-      </w:r>
-    </w:p>
-    <w:p>
-      <w:pPr>
-        <w:rPr>
-          <w:sz w:val="28"/>
-          <w:szCs w:val="28"/>
-        </w:rPr>
-      </w:pPr>
-      <w:r>
-        <w:rPr>
-          <w:sz w:val="28"/>
-          <w:szCs w:val="28"/>
-        </w:rPr>
-        <w:t>In this example, the &lt;span&gt; tag is used to group the text "red text" together and apply a "color" style attribute to it, setting the text color to red. The resulting text will display as "This is some red text." within the paragraph.</w:t>
-      </w:r>
-    </w:p>
-    <w:p>
-      <w:pPr>
-        <w:rPr>
-          <w:sz w:val="28"/>
-          <w:szCs w:val="28"/>
-        </w:rPr>
-      </w:pPr>
-    </w:p>
-    <w:p>
-      <w:pPr>
-        <w:rPr>
-          <w:b/>
-          <w:bCs/>
-          <w:sz w:val="32"/>
-          <w:szCs w:val="32"/>
-        </w:rPr>
-      </w:pPr>
-      <w:r>
-        <w:rPr>
-          <w:b/>
-          <w:bCs/>
-          <w:sz w:val="32"/>
-          <w:szCs w:val="32"/>
-        </w:rPr>
-        <w:t xml:space="preserve">15). </w:t>
-      </w:r>
-      <w:r>
-        <w:rPr>
-          <w:b/>
-          <w:bCs/>
-          <w:sz w:val="32"/>
-          <w:szCs w:val="32"/>
-        </w:rPr>
-        <w:t>How to insert a picture into a background image of a web page?</w:t>
-      </w:r>
-      <w:r>
-        <w:rPr>
-          <w:b/>
-          <w:bCs/>
-          <w:sz w:val="32"/>
-          <w:szCs w:val="32"/>
-        </w:rPr>
-        <w:tab/>
-      </w:r>
-    </w:p>
-    <w:p>
-      <w:pPr>
-        <w:rPr>
-          <w:b/>
-          <w:bCs/>
-          <w:sz w:val="32"/>
-          <w:szCs w:val="32"/>
-        </w:rPr>
-      </w:pPr>
-      <w:r>
-        <w:rPr>
-          <w:b/>
-          <w:bCs/>
-          <w:sz w:val="32"/>
-          <w:szCs w:val="32"/>
-        </w:rPr>
-        <w:t xml:space="preserve">Ans. </w:t>
-      </w:r>
-    </w:p>
-    <w:p>
-      <w:pPr>
-        <w:rPr>
-          <w:rFonts w:cs="Shruti" w:hint="cs"/>
-          <w:b/>
-          <w:bCs/>
-          <w:sz w:val="32"/>
-          <w:szCs w:val="32"/>
-          <w:cs/>
-          <w:lang w:bidi="gu-IN"/>
-        </w:rPr>
-      </w:pPr>
-    </w:p>
-    <w:p>
-      <w:pPr>
-        <w:rPr>
-          <w:b/>
-          <w:bCs/>
-          <w:sz w:val="28"/>
-          <w:szCs w:val="28"/>
+        <w:t>&gt;, &lt;u&gt;, &lt;center&gt;, and &lt;strike&gt;.</w:t>
+      </w:r>
+    </w:p>
+    <w:p>
+      <w:pPr>
+        <w:rPr>
+          <w:sz w:val="28"/>
+          <w:szCs w:val="28"/>
+        </w:rPr>
+      </w:pPr>
+      <w:r>
+        <w:rPr>
+          <w:sz w:val="28"/>
+          <w:szCs w:val="28"/>
+        </w:rPr>
+        <w:t>The use of physical tags is discouraged in modern HTML and web development practices, as they mix presentation and content and can make the code more difficult to maintain and update. Logical tags, on the other hand, are preferred, as they help to separate content and presentation and make the code more semantic and accessible. The use of logical tags also improves the search engine optimization (SEO) of a web page, as search engines use the semantic structure of a page to understand its content and rank it in search results.</w:t>
+      </w:r>
+    </w:p>
+    <w:p>
+      <w:pPr>
+        <w:rPr>
+          <w:b/>
+          <w:bCs/>
+          <w:sz w:val="32"/>
+          <w:szCs w:val="32"/>
+        </w:rPr>
+      </w:pPr>
+    </w:p>
+    <w:p>
+      <w:pPr>
+        <w:rPr>
+          <w:b/>
+          <w:bCs/>
+          <w:sz w:val="32"/>
+          <w:szCs w:val="32"/>
+        </w:rPr>
+      </w:pPr>
+    </w:p>
+    <w:p>
+      <w:pPr>
+        <w:rPr>
+          <w:b/>
+          <w:bCs/>
+          <w:sz w:val="32"/>
+          <w:szCs w:val="32"/>
+        </w:rPr>
+      </w:pPr>
+    </w:p>
+    <w:p>
+      <w:pPr>
+        <w:rPr>
+          <w:b/>
+          <w:bCs/>
+          <w:sz w:val="32"/>
+          <w:szCs w:val="32"/>
         </w:rPr>
       </w:pPr>
     </w:p>
@@ -2286,6 +4571,345 @@
 <file path=word/numbering.xml><?xml version="1.0" encoding="utf-8"?>
 <w:numbering xmlns:wpc="http://schemas.microsoft.com/office/word/2010/wordprocessingCanvas" xmlns:cx="http://schemas.microsoft.com/office/drawing/2014/chartex" xmlns:cx1="http://schemas.microsoft.com/office/drawing/2015/9/8/chartex" xmlns:cx2="http://schemas.microsoft.com/office/drawing/2015/10/21/chartex" xmlns:cx3="http://schemas.microsoft.com/office/drawing/2016/5/9/chartex" xmlns:cx4="http://schemas.microsoft.com/office/drawing/2016/5/10/chartex" xmlns:cx5="http://schemas.microsoft.com/office/drawing/2016/5/11/chartex" xmlns:cx6="http://schemas.microsoft.com/office/drawing/2016/5/12/chartex" xmlns:cx7="http://schemas.microsoft.com/office/drawing/2016/5/13/chartex" xmlns:cx8="http://schemas.microsoft.com/office/drawing/2016/5/14/chartex" xmlns:mc="http://schemas.openxmlformats.org/markup-compatibility/2006" xmlns:aink="http://schemas.microsoft.com/office/drawing/2016/ink" xmlns:am3d="http://schemas.microsoft.com/office/drawing/2017/model3d" xmlns:o="urn:schemas-microsoft-com:office:office" xmlns:oel="http://schemas.microsoft.com/office/2019/extlst" xmlns:r="http://schemas.openxmlformats.org/officeDocument/2006/relationships" xmlns:m="http://schemas.openxmlformats.org/officeDocument/2006/math" xmlns:v="urn:schemas-microsoft-com:vml" xmlns:wp14="http://schemas.microsoft.com/office/word/2010/wordprocessingDrawing" xmlns:wp="http://schemas.openxmlformats.org/drawingml/2006/wordprocessingDrawing" xmlns:w10="urn:schemas-microsoft-com:office:word" xmlns:w="http://schemas.openxmlformats.org/wordprocessingml/2006/main" xmlns:w14="http://schemas.microsoft.com/office/word/2010/wordml" xmlns:w15="http://schemas.microsoft.com/office/word/2012/wordml" xmlns:w16cex="http://schemas.microsoft.com/office/word/2018/wordml/cex" xmlns:w16cid="http://schemas.microsoft.com/office/word/2016/wordml/cid" xmlns:w16="http://schemas.microsoft.com/office/word/2018/wordml" xmlns:w16sdtdh="http://schemas.microsoft.com/office/word/2020/wordml/sdtdatahash" xmlns:w16se="http://schemas.microsoft.com/office/word/2015/wordml/symex" xmlns:wpg="http://schemas.microsoft.com/office/word/2010/wordprocessingGroup" xmlns:wpi="http://schemas.microsoft.com/office/word/2010/wordprocessingInk" xmlns:wne="http://schemas.microsoft.com/office/word/2006/wordml" xmlns:wps="http://schemas.microsoft.com/office/word/2010/wordprocessingShape" mc:Ignorable="w14 w15 w16se w16cid w16 w16cex w16sdtdh wp14">
   <w:abstractNum w:abstractNumId="0" w15:restartNumberingAfterBreak="0">
+    <w:nsid w:val="14FA0171"/>
+    <w:multiLevelType w:val="multilevel"/>
+    <w:tmpl w:val="E2F43886"/>
+    <w:lvl w:ilvl="0">
+      <w:start w:val="3"/>
+      <w:numFmt w:val="decimal"/>
+      <w:lvlText w:val="%1."/>
+      <w:lvlJc w:val="left"/>
+      <w:pPr>
+        <w:tabs>
+          <w:tab w:val="num" w:pos="720"/>
+        </w:tabs>
+        <w:ind w:left="720" w:hanging="360"/>
+      </w:pPr>
+    </w:lvl>
+    <w:lvl w:ilvl="1" w:tentative="1">
+      <w:start w:val="1"/>
+      <w:numFmt w:val="decimal"/>
+      <w:lvlText w:val="%2."/>
+      <w:lvlJc w:val="left"/>
+      <w:pPr>
+        <w:tabs>
+          <w:tab w:val="num" w:pos="1440"/>
+        </w:tabs>
+        <w:ind w:left="1440" w:hanging="360"/>
+      </w:pPr>
+    </w:lvl>
+    <w:lvl w:ilvl="2" w:tentative="1">
+      <w:start w:val="1"/>
+      <w:numFmt w:val="decimal"/>
+      <w:lvlText w:val="%3."/>
+      <w:lvlJc w:val="left"/>
+      <w:pPr>
+        <w:tabs>
+          <w:tab w:val="num" w:pos="2160"/>
+        </w:tabs>
+        <w:ind w:left="2160" w:hanging="360"/>
+      </w:pPr>
+    </w:lvl>
+    <w:lvl w:ilvl="3" w:tentative="1">
+      <w:start w:val="1"/>
+      <w:numFmt w:val="decimal"/>
+      <w:lvlText w:val="%4."/>
+      <w:lvlJc w:val="left"/>
+      <w:pPr>
+        <w:tabs>
+          <w:tab w:val="num" w:pos="2880"/>
+        </w:tabs>
+        <w:ind w:left="2880" w:hanging="360"/>
+      </w:pPr>
+    </w:lvl>
+    <w:lvl w:ilvl="4" w:tentative="1">
+      <w:start w:val="1"/>
+      <w:numFmt w:val="decimal"/>
+      <w:lvlText w:val="%5."/>
+      <w:lvlJc w:val="left"/>
+      <w:pPr>
+        <w:tabs>
+          <w:tab w:val="num" w:pos="3600"/>
+        </w:tabs>
+        <w:ind w:left="3600" w:hanging="360"/>
+      </w:pPr>
+    </w:lvl>
+    <w:lvl w:ilvl="5" w:tentative="1">
+      <w:start w:val="1"/>
+      <w:numFmt w:val="decimal"/>
+      <w:lvlText w:val="%6."/>
+      <w:lvlJc w:val="left"/>
+      <w:pPr>
+        <w:tabs>
+          <w:tab w:val="num" w:pos="4320"/>
+        </w:tabs>
+        <w:ind w:left="4320" w:hanging="360"/>
+      </w:pPr>
+    </w:lvl>
+    <w:lvl w:ilvl="6" w:tentative="1">
+      <w:start w:val="1"/>
+      <w:numFmt w:val="decimal"/>
+      <w:lvlText w:val="%7."/>
+      <w:lvlJc w:val="left"/>
+      <w:pPr>
+        <w:tabs>
+          <w:tab w:val="num" w:pos="5040"/>
+        </w:tabs>
+        <w:ind w:left="5040" w:hanging="360"/>
+      </w:pPr>
+    </w:lvl>
+    <w:lvl w:ilvl="7" w:tentative="1">
+      <w:start w:val="1"/>
+      <w:numFmt w:val="decimal"/>
+      <w:lvlText w:val="%8."/>
+      <w:lvlJc w:val="left"/>
+      <w:pPr>
+        <w:tabs>
+          <w:tab w:val="num" w:pos="5760"/>
+        </w:tabs>
+        <w:ind w:left="5760" w:hanging="360"/>
+      </w:pPr>
+    </w:lvl>
+    <w:lvl w:ilvl="8" w:tentative="1">
+      <w:start w:val="1"/>
+      <w:numFmt w:val="decimal"/>
+      <w:lvlText w:val="%9."/>
+      <w:lvlJc w:val="left"/>
+      <w:pPr>
+        <w:tabs>
+          <w:tab w:val="num" w:pos="6480"/>
+        </w:tabs>
+        <w:ind w:left="6480" w:hanging="360"/>
+      </w:pPr>
+    </w:lvl>
+  </w:abstractNum>
+  <w:abstractNum w:abstractNumId="1" w15:restartNumberingAfterBreak="0">
+    <w:nsid w:val="29B13757"/>
+    <w:multiLevelType w:val="hybridMultilevel"/>
+    <w:tmpl w:val="A6F0C420"/>
+    <w:lvl w:ilvl="0" w:tplc="04090001">
+      <w:start w:val="1"/>
+      <w:numFmt w:val="bullet"/>
+      <w:lvlText w:val=""/>
+      <w:lvlJc w:val="left"/>
+      <w:pPr>
+        <w:ind w:left="720" w:hanging="360"/>
+      </w:pPr>
+      <w:rPr>
+        <w:rFonts w:ascii="Symbol" w:hAnsi="Symbol" w:hint="default"/>
+      </w:rPr>
+    </w:lvl>
+    <w:lvl w:ilvl="1" w:tplc="04090003" w:tentative="1">
+      <w:start w:val="1"/>
+      <w:numFmt w:val="bullet"/>
+      <w:lvlText w:val="o"/>
+      <w:lvlJc w:val="left"/>
+      <w:pPr>
+        <w:ind w:left="1440" w:hanging="360"/>
+      </w:pPr>
+      <w:rPr>
+        <w:rFonts w:ascii="Courier New" w:hAnsi="Courier New" w:cs="Courier New" w:hint="default"/>
+      </w:rPr>
+    </w:lvl>
+    <w:lvl w:ilvl="2" w:tplc="04090005" w:tentative="1">
+      <w:start w:val="1"/>
+      <w:numFmt w:val="bullet"/>
+      <w:lvlText w:val=""/>
+      <w:lvlJc w:val="left"/>
+      <w:pPr>
+        <w:ind w:left="2160" w:hanging="360"/>
+      </w:pPr>
+      <w:rPr>
+        <w:rFonts w:ascii="Wingdings" w:hAnsi="Wingdings" w:hint="default"/>
+      </w:rPr>
+    </w:lvl>
+    <w:lvl w:ilvl="3" w:tplc="04090001" w:tentative="1">
+      <w:start w:val="1"/>
+      <w:numFmt w:val="bullet"/>
+      <w:lvlText w:val=""/>
+      <w:lvlJc w:val="left"/>
+      <w:pPr>
+        <w:ind w:left="2880" w:hanging="360"/>
+      </w:pPr>
+      <w:rPr>
+        <w:rFonts w:ascii="Symbol" w:hAnsi="Symbol" w:hint="default"/>
+      </w:rPr>
+    </w:lvl>
+    <w:lvl w:ilvl="4" w:tplc="04090003" w:tentative="1">
+      <w:start w:val="1"/>
+      <w:numFmt w:val="bullet"/>
+      <w:lvlText w:val="o"/>
+      <w:lvlJc w:val="left"/>
+      <w:pPr>
+        <w:ind w:left="3600" w:hanging="360"/>
+      </w:pPr>
+      <w:rPr>
+        <w:rFonts w:ascii="Courier New" w:hAnsi="Courier New" w:cs="Courier New" w:hint="default"/>
+      </w:rPr>
+    </w:lvl>
+    <w:lvl w:ilvl="5" w:tplc="04090005" w:tentative="1">
+      <w:start w:val="1"/>
+      <w:numFmt w:val="bullet"/>
+      <w:lvlText w:val=""/>
+      <w:lvlJc w:val="left"/>
+      <w:pPr>
+        <w:ind w:left="4320" w:hanging="360"/>
+      </w:pPr>
+      <w:rPr>
+        <w:rFonts w:ascii="Wingdings" w:hAnsi="Wingdings" w:hint="default"/>
+      </w:rPr>
+    </w:lvl>
+    <w:lvl w:ilvl="6" w:tplc="04090001" w:tentative="1">
+      <w:start w:val="1"/>
+      <w:numFmt w:val="bullet"/>
+      <w:lvlText w:val=""/>
+      <w:lvlJc w:val="left"/>
+      <w:pPr>
+        <w:ind w:left="5040" w:hanging="360"/>
+      </w:pPr>
+      <w:rPr>
+        <w:rFonts w:ascii="Symbol" w:hAnsi="Symbol" w:hint="default"/>
+      </w:rPr>
+    </w:lvl>
+    <w:lvl w:ilvl="7" w:tplc="04090003" w:tentative="1">
+      <w:start w:val="1"/>
+      <w:numFmt w:val="bullet"/>
+      <w:lvlText w:val="o"/>
+      <w:lvlJc w:val="left"/>
+      <w:pPr>
+        <w:ind w:left="5760" w:hanging="360"/>
+      </w:pPr>
+      <w:rPr>
+        <w:rFonts w:ascii="Courier New" w:hAnsi="Courier New" w:cs="Courier New" w:hint="default"/>
+      </w:rPr>
+    </w:lvl>
+    <w:lvl w:ilvl="8" w:tplc="04090005" w:tentative="1">
+      <w:start w:val="1"/>
+      <w:numFmt w:val="bullet"/>
+      <w:lvlText w:val=""/>
+      <w:lvlJc w:val="left"/>
+      <w:pPr>
+        <w:ind w:left="6480" w:hanging="360"/>
+      </w:pPr>
+      <w:rPr>
+        <w:rFonts w:ascii="Wingdings" w:hAnsi="Wingdings" w:hint="default"/>
+      </w:rPr>
+    </w:lvl>
+  </w:abstractNum>
+  <w:abstractNum w:abstractNumId="2" w15:restartNumberingAfterBreak="0">
+    <w:nsid w:val="53361037"/>
+    <w:multiLevelType w:val="multilevel"/>
+    <w:tmpl w:val="63C87F2C"/>
+    <w:lvl w:ilvl="0">
+      <w:start w:val="1"/>
+      <w:numFmt w:val="decimal"/>
+      <w:lvlText w:val="%1."/>
+      <w:lvlJc w:val="left"/>
+      <w:pPr>
+        <w:tabs>
+          <w:tab w:val="num" w:pos="720"/>
+        </w:tabs>
+        <w:ind w:left="720" w:hanging="360"/>
+      </w:pPr>
+    </w:lvl>
+    <w:lvl w:ilvl="1" w:tentative="1">
+      <w:start w:val="1"/>
+      <w:numFmt w:val="decimal"/>
+      <w:lvlText w:val="%2."/>
+      <w:lvlJc w:val="left"/>
+      <w:pPr>
+        <w:tabs>
+          <w:tab w:val="num" w:pos="1440"/>
+        </w:tabs>
+        <w:ind w:left="1440" w:hanging="360"/>
+      </w:pPr>
+    </w:lvl>
+    <w:lvl w:ilvl="2" w:tentative="1">
+      <w:start w:val="1"/>
+      <w:numFmt w:val="decimal"/>
+      <w:lvlText w:val="%3."/>
+      <w:lvlJc w:val="left"/>
+      <w:pPr>
+        <w:tabs>
+          <w:tab w:val="num" w:pos="2160"/>
+        </w:tabs>
+        <w:ind w:left="2160" w:hanging="360"/>
+      </w:pPr>
+    </w:lvl>
+    <w:lvl w:ilvl="3" w:tentative="1">
+      <w:start w:val="1"/>
+      <w:numFmt w:val="decimal"/>
+      <w:lvlText w:val="%4."/>
+      <w:lvlJc w:val="left"/>
+      <w:pPr>
+        <w:tabs>
+          <w:tab w:val="num" w:pos="2880"/>
+        </w:tabs>
+        <w:ind w:left="2880" w:hanging="360"/>
+      </w:pPr>
+    </w:lvl>
+    <w:lvl w:ilvl="4" w:tentative="1">
+      <w:start w:val="1"/>
+      <w:numFmt w:val="decimal"/>
+      <w:lvlText w:val="%5."/>
+      <w:lvlJc w:val="left"/>
+      <w:pPr>
+        <w:tabs>
+          <w:tab w:val="num" w:pos="3600"/>
+        </w:tabs>
+        <w:ind w:left="3600" w:hanging="360"/>
+      </w:pPr>
+    </w:lvl>
+    <w:lvl w:ilvl="5" w:tentative="1">
+      <w:start w:val="1"/>
+      <w:numFmt w:val="decimal"/>
+      <w:lvlText w:val="%6."/>
+      <w:lvlJc w:val="left"/>
+      <w:pPr>
+        <w:tabs>
+          <w:tab w:val="num" w:pos="4320"/>
+        </w:tabs>
+        <w:ind w:left="4320" w:hanging="360"/>
+      </w:pPr>
+    </w:lvl>
+    <w:lvl w:ilvl="6" w:tentative="1">
+      <w:start w:val="1"/>
+      <w:numFmt w:val="decimal"/>
+      <w:lvlText w:val="%7."/>
+      <w:lvlJc w:val="left"/>
+      <w:pPr>
+        <w:tabs>
+          <w:tab w:val="num" w:pos="5040"/>
+        </w:tabs>
+        <w:ind w:left="5040" w:hanging="360"/>
+      </w:pPr>
+    </w:lvl>
+    <w:lvl w:ilvl="7" w:tentative="1">
+      <w:start w:val="1"/>
+      <w:numFmt w:val="decimal"/>
+      <w:lvlText w:val="%8."/>
+      <w:lvlJc w:val="left"/>
+      <w:pPr>
+        <w:tabs>
+          <w:tab w:val="num" w:pos="5760"/>
+        </w:tabs>
+        <w:ind w:left="5760" w:hanging="360"/>
+      </w:pPr>
+    </w:lvl>
+    <w:lvl w:ilvl="8" w:tentative="1">
+      <w:start w:val="1"/>
+      <w:numFmt w:val="decimal"/>
+      <w:lvlText w:val="%9."/>
+      <w:lvlJc w:val="left"/>
+      <w:pPr>
+        <w:tabs>
+          <w:tab w:val="num" w:pos="6480"/>
+        </w:tabs>
+        <w:ind w:left="6480" w:hanging="360"/>
+      </w:pPr>
+    </w:lvl>
+  </w:abstractNum>
+  <w:abstractNum w:abstractNumId="3" w15:restartNumberingAfterBreak="0">
     <w:nsid w:val="56250201"/>
     <w:multiLevelType w:val="multilevel"/>
     <w:tmpl w:val="058E8922"/>
@@ -2398,8 +5022,481 @@
       </w:pPr>
     </w:lvl>
   </w:abstractNum>
+  <w:abstractNum w:abstractNumId="4" w15:restartNumberingAfterBreak="0">
+    <w:nsid w:val="5946137B"/>
+    <w:multiLevelType w:val="multilevel"/>
+    <w:tmpl w:val="F53A7CAE"/>
+    <w:lvl w:ilvl="0">
+      <w:start w:val="1"/>
+      <w:numFmt w:val="decimal"/>
+      <w:lvlText w:val="%1."/>
+      <w:lvlJc w:val="left"/>
+      <w:pPr>
+        <w:tabs>
+          <w:tab w:val="num" w:pos="720"/>
+        </w:tabs>
+        <w:ind w:left="720" w:hanging="360"/>
+      </w:pPr>
+    </w:lvl>
+    <w:lvl w:ilvl="1" w:tentative="1">
+      <w:start w:val="1"/>
+      <w:numFmt w:val="decimal"/>
+      <w:lvlText w:val="%2."/>
+      <w:lvlJc w:val="left"/>
+      <w:pPr>
+        <w:tabs>
+          <w:tab w:val="num" w:pos="1440"/>
+        </w:tabs>
+        <w:ind w:left="1440" w:hanging="360"/>
+      </w:pPr>
+    </w:lvl>
+    <w:lvl w:ilvl="2" w:tentative="1">
+      <w:start w:val="1"/>
+      <w:numFmt w:val="decimal"/>
+      <w:lvlText w:val="%3."/>
+      <w:lvlJc w:val="left"/>
+      <w:pPr>
+        <w:tabs>
+          <w:tab w:val="num" w:pos="2160"/>
+        </w:tabs>
+        <w:ind w:left="2160" w:hanging="360"/>
+      </w:pPr>
+    </w:lvl>
+    <w:lvl w:ilvl="3" w:tentative="1">
+      <w:start w:val="1"/>
+      <w:numFmt w:val="decimal"/>
+      <w:lvlText w:val="%4."/>
+      <w:lvlJc w:val="left"/>
+      <w:pPr>
+        <w:tabs>
+          <w:tab w:val="num" w:pos="2880"/>
+        </w:tabs>
+        <w:ind w:left="2880" w:hanging="360"/>
+      </w:pPr>
+    </w:lvl>
+    <w:lvl w:ilvl="4" w:tentative="1">
+      <w:start w:val="1"/>
+      <w:numFmt w:val="decimal"/>
+      <w:lvlText w:val="%5."/>
+      <w:lvlJc w:val="left"/>
+      <w:pPr>
+        <w:tabs>
+          <w:tab w:val="num" w:pos="3600"/>
+        </w:tabs>
+        <w:ind w:left="3600" w:hanging="360"/>
+      </w:pPr>
+    </w:lvl>
+    <w:lvl w:ilvl="5" w:tentative="1">
+      <w:start w:val="1"/>
+      <w:numFmt w:val="decimal"/>
+      <w:lvlText w:val="%6."/>
+      <w:lvlJc w:val="left"/>
+      <w:pPr>
+        <w:tabs>
+          <w:tab w:val="num" w:pos="4320"/>
+        </w:tabs>
+        <w:ind w:left="4320" w:hanging="360"/>
+      </w:pPr>
+    </w:lvl>
+    <w:lvl w:ilvl="6" w:tentative="1">
+      <w:start w:val="1"/>
+      <w:numFmt w:val="decimal"/>
+      <w:lvlText w:val="%7."/>
+      <w:lvlJc w:val="left"/>
+      <w:pPr>
+        <w:tabs>
+          <w:tab w:val="num" w:pos="5040"/>
+        </w:tabs>
+        <w:ind w:left="5040" w:hanging="360"/>
+      </w:pPr>
+    </w:lvl>
+    <w:lvl w:ilvl="7" w:tentative="1">
+      <w:start w:val="1"/>
+      <w:numFmt w:val="decimal"/>
+      <w:lvlText w:val="%8."/>
+      <w:lvlJc w:val="left"/>
+      <w:pPr>
+        <w:tabs>
+          <w:tab w:val="num" w:pos="5760"/>
+        </w:tabs>
+        <w:ind w:left="5760" w:hanging="360"/>
+      </w:pPr>
+    </w:lvl>
+    <w:lvl w:ilvl="8" w:tentative="1">
+      <w:start w:val="1"/>
+      <w:numFmt w:val="decimal"/>
+      <w:lvlText w:val="%9."/>
+      <w:lvlJc w:val="left"/>
+      <w:pPr>
+        <w:tabs>
+          <w:tab w:val="num" w:pos="6480"/>
+        </w:tabs>
+        <w:ind w:left="6480" w:hanging="360"/>
+      </w:pPr>
+    </w:lvl>
+  </w:abstractNum>
+  <w:abstractNum w:abstractNumId="5" w15:restartNumberingAfterBreak="0">
+    <w:nsid w:val="60654FCE"/>
+    <w:multiLevelType w:val="multilevel"/>
+    <w:tmpl w:val="D436C4FC"/>
+    <w:lvl w:ilvl="0">
+      <w:start w:val="1"/>
+      <w:numFmt w:val="decimal"/>
+      <w:lvlText w:val="%1."/>
+      <w:lvlJc w:val="left"/>
+      <w:pPr>
+        <w:tabs>
+          <w:tab w:val="num" w:pos="720"/>
+        </w:tabs>
+        <w:ind w:left="720" w:hanging="360"/>
+      </w:pPr>
+    </w:lvl>
+    <w:lvl w:ilvl="1" w:tentative="1">
+      <w:start w:val="1"/>
+      <w:numFmt w:val="decimal"/>
+      <w:lvlText w:val="%2."/>
+      <w:lvlJc w:val="left"/>
+      <w:pPr>
+        <w:tabs>
+          <w:tab w:val="num" w:pos="1440"/>
+        </w:tabs>
+        <w:ind w:left="1440" w:hanging="360"/>
+      </w:pPr>
+    </w:lvl>
+    <w:lvl w:ilvl="2" w:tentative="1">
+      <w:start w:val="1"/>
+      <w:numFmt w:val="decimal"/>
+      <w:lvlText w:val="%3."/>
+      <w:lvlJc w:val="left"/>
+      <w:pPr>
+        <w:tabs>
+          <w:tab w:val="num" w:pos="2160"/>
+        </w:tabs>
+        <w:ind w:left="2160" w:hanging="360"/>
+      </w:pPr>
+    </w:lvl>
+    <w:lvl w:ilvl="3" w:tentative="1">
+      <w:start w:val="1"/>
+      <w:numFmt w:val="decimal"/>
+      <w:lvlText w:val="%4."/>
+      <w:lvlJc w:val="left"/>
+      <w:pPr>
+        <w:tabs>
+          <w:tab w:val="num" w:pos="2880"/>
+        </w:tabs>
+        <w:ind w:left="2880" w:hanging="360"/>
+      </w:pPr>
+    </w:lvl>
+    <w:lvl w:ilvl="4" w:tentative="1">
+      <w:start w:val="1"/>
+      <w:numFmt w:val="decimal"/>
+      <w:lvlText w:val="%5."/>
+      <w:lvlJc w:val="left"/>
+      <w:pPr>
+        <w:tabs>
+          <w:tab w:val="num" w:pos="3600"/>
+        </w:tabs>
+        <w:ind w:left="3600" w:hanging="360"/>
+      </w:pPr>
+    </w:lvl>
+    <w:lvl w:ilvl="5" w:tentative="1">
+      <w:start w:val="1"/>
+      <w:numFmt w:val="decimal"/>
+      <w:lvlText w:val="%6."/>
+      <w:lvlJc w:val="left"/>
+      <w:pPr>
+        <w:tabs>
+          <w:tab w:val="num" w:pos="4320"/>
+        </w:tabs>
+        <w:ind w:left="4320" w:hanging="360"/>
+      </w:pPr>
+    </w:lvl>
+    <w:lvl w:ilvl="6" w:tentative="1">
+      <w:start w:val="1"/>
+      <w:numFmt w:val="decimal"/>
+      <w:lvlText w:val="%7."/>
+      <w:lvlJc w:val="left"/>
+      <w:pPr>
+        <w:tabs>
+          <w:tab w:val="num" w:pos="5040"/>
+        </w:tabs>
+        <w:ind w:left="5040" w:hanging="360"/>
+      </w:pPr>
+    </w:lvl>
+    <w:lvl w:ilvl="7" w:tentative="1">
+      <w:start w:val="1"/>
+      <w:numFmt w:val="decimal"/>
+      <w:lvlText w:val="%8."/>
+      <w:lvlJc w:val="left"/>
+      <w:pPr>
+        <w:tabs>
+          <w:tab w:val="num" w:pos="5760"/>
+        </w:tabs>
+        <w:ind w:left="5760" w:hanging="360"/>
+      </w:pPr>
+    </w:lvl>
+    <w:lvl w:ilvl="8" w:tentative="1">
+      <w:start w:val="1"/>
+      <w:numFmt w:val="decimal"/>
+      <w:lvlText w:val="%9."/>
+      <w:lvlJc w:val="left"/>
+      <w:pPr>
+        <w:tabs>
+          <w:tab w:val="num" w:pos="6480"/>
+        </w:tabs>
+        <w:ind w:left="6480" w:hanging="360"/>
+      </w:pPr>
+    </w:lvl>
+  </w:abstractNum>
+  <w:abstractNum w:abstractNumId="6" w15:restartNumberingAfterBreak="0">
+    <w:nsid w:val="671B39A1"/>
+    <w:multiLevelType w:val="multilevel"/>
+    <w:tmpl w:val="474A3152"/>
+    <w:lvl w:ilvl="0">
+      <w:start w:val="1"/>
+      <w:numFmt w:val="decimal"/>
+      <w:lvlText w:val="%1."/>
+      <w:lvlJc w:val="left"/>
+      <w:pPr>
+        <w:tabs>
+          <w:tab w:val="num" w:pos="720"/>
+        </w:tabs>
+        <w:ind w:left="720" w:hanging="360"/>
+      </w:pPr>
+    </w:lvl>
+    <w:lvl w:ilvl="1" w:tentative="1">
+      <w:start w:val="1"/>
+      <w:numFmt w:val="decimal"/>
+      <w:lvlText w:val="%2."/>
+      <w:lvlJc w:val="left"/>
+      <w:pPr>
+        <w:tabs>
+          <w:tab w:val="num" w:pos="1440"/>
+        </w:tabs>
+        <w:ind w:left="1440" w:hanging="360"/>
+      </w:pPr>
+    </w:lvl>
+    <w:lvl w:ilvl="2" w:tentative="1">
+      <w:start w:val="1"/>
+      <w:numFmt w:val="decimal"/>
+      <w:lvlText w:val="%3."/>
+      <w:lvlJc w:val="left"/>
+      <w:pPr>
+        <w:tabs>
+          <w:tab w:val="num" w:pos="2160"/>
+        </w:tabs>
+        <w:ind w:left="2160" w:hanging="360"/>
+      </w:pPr>
+    </w:lvl>
+    <w:lvl w:ilvl="3" w:tentative="1">
+      <w:start w:val="1"/>
+      <w:numFmt w:val="decimal"/>
+      <w:lvlText w:val="%4."/>
+      <w:lvlJc w:val="left"/>
+      <w:pPr>
+        <w:tabs>
+          <w:tab w:val="num" w:pos="2880"/>
+        </w:tabs>
+        <w:ind w:left="2880" w:hanging="360"/>
+      </w:pPr>
+    </w:lvl>
+    <w:lvl w:ilvl="4" w:tentative="1">
+      <w:start w:val="1"/>
+      <w:numFmt w:val="decimal"/>
+      <w:lvlText w:val="%5."/>
+      <w:lvlJc w:val="left"/>
+      <w:pPr>
+        <w:tabs>
+          <w:tab w:val="num" w:pos="3600"/>
+        </w:tabs>
+        <w:ind w:left="3600" w:hanging="360"/>
+      </w:pPr>
+    </w:lvl>
+    <w:lvl w:ilvl="5" w:tentative="1">
+      <w:start w:val="1"/>
+      <w:numFmt w:val="decimal"/>
+      <w:lvlText w:val="%6."/>
+      <w:lvlJc w:val="left"/>
+      <w:pPr>
+        <w:tabs>
+          <w:tab w:val="num" w:pos="4320"/>
+        </w:tabs>
+        <w:ind w:left="4320" w:hanging="360"/>
+      </w:pPr>
+    </w:lvl>
+    <w:lvl w:ilvl="6" w:tentative="1">
+      <w:start w:val="1"/>
+      <w:numFmt w:val="decimal"/>
+      <w:lvlText w:val="%7."/>
+      <w:lvlJc w:val="left"/>
+      <w:pPr>
+        <w:tabs>
+          <w:tab w:val="num" w:pos="5040"/>
+        </w:tabs>
+        <w:ind w:left="5040" w:hanging="360"/>
+      </w:pPr>
+    </w:lvl>
+    <w:lvl w:ilvl="7" w:tentative="1">
+      <w:start w:val="1"/>
+      <w:numFmt w:val="decimal"/>
+      <w:lvlText w:val="%8."/>
+      <w:lvlJc w:val="left"/>
+      <w:pPr>
+        <w:tabs>
+          <w:tab w:val="num" w:pos="5760"/>
+        </w:tabs>
+        <w:ind w:left="5760" w:hanging="360"/>
+      </w:pPr>
+    </w:lvl>
+    <w:lvl w:ilvl="8" w:tentative="1">
+      <w:start w:val="1"/>
+      <w:numFmt w:val="decimal"/>
+      <w:lvlText w:val="%9."/>
+      <w:lvlJc w:val="left"/>
+      <w:pPr>
+        <w:tabs>
+          <w:tab w:val="num" w:pos="6480"/>
+        </w:tabs>
+        <w:ind w:left="6480" w:hanging="360"/>
+      </w:pPr>
+    </w:lvl>
+  </w:abstractNum>
+  <w:abstractNum w:abstractNumId="7" w15:restartNumberingAfterBreak="0">
+    <w:nsid w:val="782E3D2D"/>
+    <w:multiLevelType w:val="multilevel"/>
+    <w:tmpl w:val="734A641A"/>
+    <w:lvl w:ilvl="0">
+      <w:start w:val="2"/>
+      <w:numFmt w:val="decimal"/>
+      <w:lvlText w:val="%1."/>
+      <w:lvlJc w:val="left"/>
+      <w:pPr>
+        <w:tabs>
+          <w:tab w:val="num" w:pos="720"/>
+        </w:tabs>
+        <w:ind w:left="720" w:hanging="360"/>
+      </w:pPr>
+    </w:lvl>
+    <w:lvl w:ilvl="1" w:tentative="1">
+      <w:start w:val="1"/>
+      <w:numFmt w:val="decimal"/>
+      <w:lvlText w:val="%2."/>
+      <w:lvlJc w:val="left"/>
+      <w:pPr>
+        <w:tabs>
+          <w:tab w:val="num" w:pos="1440"/>
+        </w:tabs>
+        <w:ind w:left="1440" w:hanging="360"/>
+      </w:pPr>
+    </w:lvl>
+    <w:lvl w:ilvl="2" w:tentative="1">
+      <w:start w:val="1"/>
+      <w:numFmt w:val="decimal"/>
+      <w:lvlText w:val="%3."/>
+      <w:lvlJc w:val="left"/>
+      <w:pPr>
+        <w:tabs>
+          <w:tab w:val="num" w:pos="2160"/>
+        </w:tabs>
+        <w:ind w:left="2160" w:hanging="360"/>
+      </w:pPr>
+    </w:lvl>
+    <w:lvl w:ilvl="3" w:tentative="1">
+      <w:start w:val="1"/>
+      <w:numFmt w:val="decimal"/>
+      <w:lvlText w:val="%4."/>
+      <w:lvlJc w:val="left"/>
+      <w:pPr>
+        <w:tabs>
+          <w:tab w:val="num" w:pos="2880"/>
+        </w:tabs>
+        <w:ind w:left="2880" w:hanging="360"/>
+      </w:pPr>
+    </w:lvl>
+    <w:lvl w:ilvl="4" w:tentative="1">
+      <w:start w:val="1"/>
+      <w:numFmt w:val="decimal"/>
+      <w:lvlText w:val="%5."/>
+      <w:lvlJc w:val="left"/>
+      <w:pPr>
+        <w:tabs>
+          <w:tab w:val="num" w:pos="3600"/>
+        </w:tabs>
+        <w:ind w:left="3600" w:hanging="360"/>
+      </w:pPr>
+    </w:lvl>
+    <w:lvl w:ilvl="5" w:tentative="1">
+      <w:start w:val="1"/>
+      <w:numFmt w:val="decimal"/>
+      <w:lvlText w:val="%6."/>
+      <w:lvlJc w:val="left"/>
+      <w:pPr>
+        <w:tabs>
+          <w:tab w:val="num" w:pos="4320"/>
+        </w:tabs>
+        <w:ind w:left="4320" w:hanging="360"/>
+      </w:pPr>
+    </w:lvl>
+    <w:lvl w:ilvl="6" w:tentative="1">
+      <w:start w:val="1"/>
+      <w:numFmt w:val="decimal"/>
+      <w:lvlText w:val="%7."/>
+      <w:lvlJc w:val="left"/>
+      <w:pPr>
+        <w:tabs>
+          <w:tab w:val="num" w:pos="5040"/>
+        </w:tabs>
+        <w:ind w:left="5040" w:hanging="360"/>
+      </w:pPr>
+    </w:lvl>
+    <w:lvl w:ilvl="7" w:tentative="1">
+      <w:start w:val="1"/>
+      <w:numFmt w:val="decimal"/>
+      <w:lvlText w:val="%8."/>
+      <w:lvlJc w:val="left"/>
+      <w:pPr>
+        <w:tabs>
+          <w:tab w:val="num" w:pos="5760"/>
+        </w:tabs>
+        <w:ind w:left="5760" w:hanging="360"/>
+      </w:pPr>
+    </w:lvl>
+    <w:lvl w:ilvl="8" w:tentative="1">
+      <w:start w:val="1"/>
+      <w:numFmt w:val="decimal"/>
+      <w:lvlText w:val="%9."/>
+      <w:lvlJc w:val="left"/>
+      <w:pPr>
+        <w:tabs>
+          <w:tab w:val="num" w:pos="6480"/>
+        </w:tabs>
+        <w:ind w:left="6480" w:hanging="360"/>
+      </w:pPr>
+    </w:lvl>
+  </w:abstractNum>
   <w:num w:numId="1" w16cid:durableId="52899697">
+    <w:abstractNumId w:val="3"/>
+  </w:num>
+  <w:num w:numId="2" w16cid:durableId="379746337">
+    <w:abstractNumId w:val="4"/>
+  </w:num>
+  <w:num w:numId="3" w16cid:durableId="829443442">
+    <w:abstractNumId w:val="7"/>
+  </w:num>
+  <w:num w:numId="4" w16cid:durableId="582565006">
     <w:abstractNumId w:val="0"/>
+  </w:num>
+  <w:num w:numId="5" w16cid:durableId="421028808">
+    <w:abstractNumId w:val="2"/>
+  </w:num>
+  <w:num w:numId="6" w16cid:durableId="779639538">
+    <w:abstractNumId w:val="6"/>
+  </w:num>
+  <w:num w:numId="7" w16cid:durableId="1483233943">
+    <w:abstractNumId w:val="5"/>
+  </w:num>
+  <w:num w:numId="8" w16cid:durableId="672027600">
+    <w:abstractNumId w:val="1"/>
   </w:num>
 </w:numbering>
 </file>
@@ -2526,6 +5623,7 @@
     <w:lsdException w:name="HTML Sample" w:semiHidden="1" w:unhideWhenUsed="1"/>
     <w:lsdException w:name="HTML Typewriter" w:semiHidden="1" w:unhideWhenUsed="1"/>
     <w:lsdException w:name="HTML Variable" w:semiHidden="1" w:unhideWhenUsed="1"/>
+    <w:lsdException w:name="Normal Table" w:semiHidden="1" w:unhideWhenUsed="1"/>
     <w:lsdException w:name="annotation subject" w:semiHidden="1" w:unhideWhenUsed="1"/>
     <w:lsdException w:name="No List" w:semiHidden="1" w:unhideWhenUsed="1"/>
     <w:lsdException w:name="Outline List 1" w:semiHidden="1" w:unhideWhenUsed="1"/>
@@ -2572,8 +5670,10 @@
     <w:lsdException w:name="Table Subtle 2" w:semiHidden="1" w:unhideWhenUsed="1"/>
     <w:lsdException w:name="Table Web 1" w:semiHidden="1" w:unhideWhenUsed="1"/>
     <w:lsdException w:name="Table Web 2" w:semiHidden="1" w:unhideWhenUsed="1"/>
+    <w:lsdException w:name="Table Web 3" w:semiHidden="1" w:unhideWhenUsed="1"/>
     <w:lsdException w:name="Balloon Text" w:semiHidden="1" w:unhideWhenUsed="1"/>
     <w:lsdException w:name="Table Grid" w:uiPriority="39"/>
+    <w:lsdException w:name="Table Theme" w:semiHidden="1" w:unhideWhenUsed="1"/>
     <w:lsdException w:name="Placeholder Text" w:semiHidden="1"/>
     <w:lsdException w:name="No Spacing" w:uiPriority="1" w:qFormat="1"/>
     <w:lsdException w:name="Light Shading" w:uiPriority="60"/>
